--- a/docs/program/volume-0/generated/Central-Registration-Platform-Volume-0-v1.0.0.docx
+++ b/docs/program/volume-0/generated/Central-Registration-Platform-Volume-0-v1.0.0.docx
@@ -5,7 +5,7 @@
     <w:sectPr>
       <w:pgSz w:w="12240" w:h="15840" w:orient="portrait"/>
       <w:pgMar w:top="1440" w:right="1440" w:bottom="1440" w:left="1440" w:header="undefined" w:footer="undefined" w:gutter="undefined"/>
-      <w:footerReference r:id="rId6" w:type="default"/>
+      <w:footerReference r:id="rId28" w:type="default"/>
     </w:sectPr>
     <w:p>
       <w:pPr>
@@ -151,25 +151,25 @@
         <w:rPr>
           <w:highlight w:val="lightGray"/>
         </w:rPr>
-        <w:t xml:space="preserve">7d56dd7</w:t>
-      </w:r>
-    </w:p>
-    <w:p>
-      <w:pPr>
-        <w:spacing w:lineRule="auto"/>
-      </w:pPr>
-      <w:r>
-        <w:rPr/>
-        <w:t xml:space="preserve">Generated</w:t>
-      </w:r>
-    </w:p>
-    <w:p>
-      <w:pPr>
-        <w:spacing w:lineRule="auto"/>
-      </w:pPr>
-      <w:r>
-        <w:rPr/>
-        <w:t xml:space="preserve">2026-07-25 16:07 UTC</w:t>
+        <w:t xml:space="preserve">4fc5b1c</w:t>
+      </w:r>
+    </w:p>
+    <w:p>
+      <w:pPr>
+        <w:spacing w:lineRule="auto"/>
+      </w:pPr>
+      <w:r>
+        <w:rPr/>
+        <w:t xml:space="preserve">Document date</w:t>
+      </w:r>
+    </w:p>
+    <w:p>
+      <w:pPr>
+        <w:spacing w:lineRule="auto"/>
+      </w:pPr>
+      <w:r>
+        <w:rPr/>
+        <w:t xml:space="preserve">2026-07-25 (source commit date, UTC)</w:t>
       </w:r>
     </w:p>
     <w:p>
@@ -200,7 +200,7 @@
         <w:rPr>
           <w:highlight w:val="lightGray"/>
         </w:rPr>
-        <w:t xml:space="preserve">7d56dd7</w:t>
+        <w:t xml:space="preserve">4fc5b1c</w:t>
       </w:r>
     </w:p>
     <w:p>
@@ -250,10 +250,14 @@
         </w:numPr>
         <w:spacing w:lineRule="auto"/>
       </w:pPr>
-      <w:r>
-        <w:rPr/>
-        <w:t xml:space="preserve">V0-00 — Document Control and Normative Usage</w:t>
-      </w:r>
+      <w:hyperlink r:id="rId6">
+        <w:r>
+          <w:rPr>
+            <w:rStyle w:val="Hyperlink"/>
+          </w:rPr>
+          <w:t xml:space="preserve">V0-00 — Document Control and Normative Usage</w:t>
+        </w:r>
+      </w:hyperlink>
     </w:p>
     <w:p>
       <w:pPr>
@@ -263,10 +267,14 @@
         </w:numPr>
         <w:spacing w:lineRule="auto"/>
       </w:pPr>
-      <w:r>
-        <w:rPr/>
-        <w:t xml:space="preserve">V0-01 — Executive Mandate</w:t>
-      </w:r>
+      <w:hyperlink r:id="rId7">
+        <w:r>
+          <w:rPr>
+            <w:rStyle w:val="Hyperlink"/>
+          </w:rPr>
+          <w:t xml:space="preserve">V0-01 — Executive Mandate</w:t>
+        </w:r>
+      </w:hyperlink>
     </w:p>
     <w:p>
       <w:pPr>
@@ -276,10 +284,14 @@
         </w:numPr>
         <w:spacing w:lineRule="auto"/>
       </w:pPr>
-      <w:r>
-        <w:rPr/>
-        <w:t xml:space="preserve">V0-02 — Problem and Opportunity</w:t>
-      </w:r>
+      <w:hyperlink r:id="rId8">
+        <w:r>
+          <w:rPr>
+            <w:rStyle w:val="Hyperlink"/>
+          </w:rPr>
+          <w:t xml:space="preserve">V0-02 — Problem and Opportunity</w:t>
+        </w:r>
+      </w:hyperlink>
     </w:p>
     <w:p>
       <w:pPr>
@@ -289,10 +301,14 @@
         </w:numPr>
         <w:spacing w:lineRule="auto"/>
       </w:pPr>
-      <w:r>
-        <w:rPr/>
-        <w:t xml:space="preserve">V0-03 — Vision and National Outcomes</w:t>
-      </w:r>
+      <w:hyperlink r:id="rId9">
+        <w:r>
+          <w:rPr>
+            <w:rStyle w:val="Hyperlink"/>
+          </w:rPr>
+          <w:t xml:space="preserve">V0-03 — Vision and National Outcomes</w:t>
+        </w:r>
+      </w:hyperlink>
     </w:p>
     <w:p>
       <w:pPr>
@@ -302,10 +318,14 @@
         </w:numPr>
         <w:spacing w:lineRule="auto"/>
       </w:pPr>
-      <w:r>
-        <w:rPr/>
-        <w:t xml:space="preserve">V0-04 — Scope and Boundaries</w:t>
-      </w:r>
+      <w:hyperlink r:id="rId10">
+        <w:r>
+          <w:rPr>
+            <w:rStyle w:val="Hyperlink"/>
+          </w:rPr>
+          <w:t xml:space="preserve">V0-04 — Scope and Boundaries</w:t>
+        </w:r>
+      </w:hyperlink>
     </w:p>
     <w:p>
       <w:pPr>
@@ -315,10 +335,14 @@
         </w:numPr>
         <w:spacing w:lineRule="auto"/>
       </w:pPr>
-      <w:r>
-        <w:rPr/>
-        <w:t xml:space="preserve">V0-05 — Program Principles</w:t>
-      </w:r>
+      <w:hyperlink r:id="rId11">
+        <w:r>
+          <w:rPr>
+            <w:rStyle w:val="Hyperlink"/>
+          </w:rPr>
+          <w:t xml:space="preserve">V0-05 — Program Principles</w:t>
+        </w:r>
+      </w:hyperlink>
     </w:p>
     <w:p>
       <w:pPr>
@@ -328,10 +352,14 @@
         </w:numPr>
         <w:spacing w:lineRule="auto"/>
       </w:pPr>
-      <w:r>
-        <w:rPr/>
-        <w:t xml:space="preserve">V0-06 — Product, Repository, and Authority Doctrine</w:t>
-      </w:r>
+      <w:hyperlink r:id="rId12">
+        <w:r>
+          <w:rPr>
+            <w:rStyle w:val="Hyperlink"/>
+          </w:rPr>
+          <w:t xml:space="preserve">V0-06 — Product, Repository, and Authority Doctrine</w:t>
+        </w:r>
+      </w:hyperlink>
     </w:p>
     <w:p>
       <w:pPr>
@@ -341,10 +369,14 @@
         </w:numPr>
         <w:spacing w:lineRule="auto"/>
       </w:pPr>
-      <w:r>
-        <w:rPr/>
-        <w:t xml:space="preserve">V0-07 — Governance and Decision Rights</w:t>
-      </w:r>
+      <w:hyperlink r:id="rId13">
+        <w:r>
+          <w:rPr>
+            <w:rStyle w:val="Hyperlink"/>
+          </w:rPr>
+          <w:t xml:space="preserve">V0-07 — Governance and Decision Rights</w:t>
+        </w:r>
+      </w:hyperlink>
     </w:p>
     <w:p>
       <w:pPr>
@@ -354,10 +386,14 @@
         </w:numPr>
         <w:spacing w:lineRule="auto"/>
       </w:pPr>
-      <w:r>
-        <w:rPr/>
-        <w:t xml:space="preserve">V0-08 — Stakeholder and Engagement Model</w:t>
-      </w:r>
+      <w:hyperlink r:id="rId14">
+        <w:r>
+          <w:rPr>
+            <w:rStyle w:val="Hyperlink"/>
+          </w:rPr>
+          <w:t xml:space="preserve">V0-08 — Stakeholder and Engagement Model</w:t>
+        </w:r>
+      </w:hyperlink>
     </w:p>
     <w:p>
       <w:pPr>
@@ -367,10 +403,14 @@
         </w:numPr>
         <w:spacing w:lineRule="auto"/>
       </w:pPr>
-      <w:r>
-        <w:rPr/>
-        <w:t xml:space="preserve">V0-09 — Delivery and Assurance Doctrine</w:t>
-      </w:r>
+      <w:hyperlink r:id="rId15">
+        <w:r>
+          <w:rPr>
+            <w:rStyle w:val="Hyperlink"/>
+          </w:rPr>
+          <w:t xml:space="preserve">V0-09 — Delivery and Assurance Doctrine</w:t>
+        </w:r>
+      </w:hyperlink>
     </w:p>
     <w:p>
       <w:pPr>
@@ -380,10 +420,14 @@
         </w:numPr>
         <w:spacing w:lineRule="auto"/>
       </w:pPr>
-      <w:r>
-        <w:rPr/>
-        <w:t xml:space="preserve">V0-10 — Documentation, Traceability, and Source Control</w:t>
-      </w:r>
+      <w:hyperlink r:id="rId16">
+        <w:r>
+          <w:rPr>
+            <w:rStyle w:val="Hyperlink"/>
+          </w:rPr>
+          <w:t xml:space="preserve">V0-10 — Documentation, Traceability, and Source Control</w:t>
+        </w:r>
+      </w:hyperlink>
     </w:p>
     <w:p>
       <w:pPr>
@@ -393,10 +437,14 @@
         </w:numPr>
         <w:spacing w:lineRule="auto"/>
       </w:pPr>
-      <w:r>
-        <w:rPr/>
-        <w:t xml:space="preserve">V0-11 — Risk, Assumptions, Dependencies, and Exceptions</w:t>
-      </w:r>
+      <w:hyperlink r:id="rId17">
+        <w:r>
+          <w:rPr>
+            <w:rStyle w:val="Hyperlink"/>
+          </w:rPr>
+          <w:t xml:space="preserve">V0-11 — Risk, Assumptions, Dependencies, and Exceptions</w:t>
+        </w:r>
+      </w:hyperlink>
     </w:p>
     <w:p>
       <w:pPr>
@@ -406,10 +454,14 @@
         </w:numPr>
         <w:spacing w:lineRule="auto"/>
       </w:pPr>
-      <w:r>
-        <w:rPr/>
-        <w:t xml:space="preserve">V0-12 — Ratification and Gate G0</w:t>
-      </w:r>
+      <w:hyperlink r:id="rId18">
+        <w:r>
+          <w:rPr>
+            <w:rStyle w:val="Hyperlink"/>
+          </w:rPr>
+          <w:t xml:space="preserve">V0-12 — Ratification and Gate G0</w:t>
+        </w:r>
+      </w:hyperlink>
     </w:p>
     <w:p>
       <w:pPr>
@@ -419,10 +471,14 @@
         </w:numPr>
         <w:spacing w:lineRule="auto"/>
       </w:pPr>
-      <w:r>
-        <w:rPr/>
-        <w:t xml:space="preserve">V0-A — Annex A - Methodology Crosswalk</w:t>
-      </w:r>
+      <w:hyperlink r:id="rId19">
+        <w:r>
+          <w:rPr>
+            <w:rStyle w:val="Hyperlink"/>
+          </w:rPr>
+          <w:t xml:space="preserve">V0-A — Annex A - Methodology Crosswalk</w:t>
+        </w:r>
+      </w:hyperlink>
     </w:p>
     <w:p>
       <w:pPr>
@@ -432,10 +488,14 @@
         </w:numPr>
         <w:spacing w:lineRule="auto"/>
       </w:pPr>
-      <w:r>
-        <w:rPr/>
-        <w:t xml:space="preserve">V0-B — Annex B - Initial Constitutional Decisions</w:t>
-      </w:r>
+      <w:hyperlink r:id="rId20">
+        <w:r>
+          <w:rPr>
+            <w:rStyle w:val="Hyperlink"/>
+          </w:rPr>
+          <w:t xml:space="preserve">V0-B — Annex B - Initial Constitutional Decisions</w:t>
+        </w:r>
+      </w:hyperlink>
     </w:p>
     <w:p>
       <w:pPr>
@@ -445,10 +505,14 @@
         </w:numPr>
         <w:spacing w:lineRule="auto"/>
       </w:pPr>
-      <w:r>
-        <w:rPr/>
-        <w:t xml:space="preserve">V0-C — Annex C - Unresolved Ratification Questions</w:t>
-      </w:r>
+      <w:hyperlink r:id="rId21">
+        <w:r>
+          <w:rPr>
+            <w:rStyle w:val="Hyperlink"/>
+          </w:rPr>
+          <w:t xml:space="preserve">V0-C — Annex C - Unresolved Ratification Questions</w:t>
+        </w:r>
+      </w:hyperlink>
     </w:p>
     <w:p>
       <w:pPr>
@@ -458,10 +522,14 @@
         </w:numPr>
         <w:spacing w:lineRule="auto"/>
       </w:pPr>
-      <w:r>
-        <w:rPr/>
-        <w:t xml:space="preserve">V0-D — Annex D - Package 1 Completeness Checklist</w:t>
-      </w:r>
+      <w:hyperlink r:id="rId22">
+        <w:r>
+          <w:rPr>
+            <w:rStyle w:val="Hyperlink"/>
+          </w:rPr>
+          <w:t xml:space="preserve">V0-D — Annex D - Package 1 Completeness Checklist</w:t>
+        </w:r>
+      </w:hyperlink>
     </w:p>
     <w:p>
       <w:pPr>
@@ -471,10 +539,14 @@
         </w:numPr>
         <w:spacing w:lineRule="auto"/>
       </w:pPr>
-      <w:r>
-        <w:rPr/>
-        <w:t xml:space="preserve">V0-E — Annex E - Package 1 Review Record</w:t>
-      </w:r>
+      <w:hyperlink r:id="rId23">
+        <w:r>
+          <w:rPr>
+            <w:rStyle w:val="Hyperlink"/>
+          </w:rPr>
+          <w:t xml:space="preserve">V0-E — Annex E - Package 1 Review Record</w:t>
+        </w:r>
+      </w:hyperlink>
     </w:p>
     <w:p>
       <w:pPr>
@@ -484,10 +556,14 @@
         </w:numPr>
         <w:spacing w:lineRule="auto"/>
       </w:pPr>
-      <w:r>
-        <w:rPr/>
-        <w:t xml:space="preserve">V0-F — Annex F - Package 2 Closure Record</w:t>
-      </w:r>
+      <w:hyperlink r:id="rId24">
+        <w:r>
+          <w:rPr>
+            <w:rStyle w:val="Hyperlink"/>
+          </w:rPr>
+          <w:t xml:space="preserve">V0-F — Annex F - Package 2 Closure Record</w:t>
+        </w:r>
+      </w:hyperlink>
     </w:p>
     <w:p>
       <w:pPr>
@@ -497,10 +573,14 @@
         </w:numPr>
         <w:spacing w:lineRule="auto"/>
       </w:pPr>
-      <w:r>
-        <w:rPr/>
-        <w:t xml:space="preserve">V0-G — Annex G - Package 3 Closure Record</w:t>
-      </w:r>
+      <w:hyperlink r:id="rId25">
+        <w:r>
+          <w:rPr>
+            <w:rStyle w:val="Hyperlink"/>
+          </w:rPr>
+          <w:t xml:space="preserve">V0-G — Annex G - Package 3 Closure Record</w:t>
+        </w:r>
+      </w:hyperlink>
     </w:p>
     <w:p>
       <w:pPr>
@@ -510,10 +590,14 @@
         </w:numPr>
         <w:spacing w:lineRule="auto"/>
       </w:pPr>
-      <w:r>
-        <w:rPr/>
-        <w:t xml:space="preserve">V0-H — Annex H - Executive Constitutional Brief</w:t>
-      </w:r>
+      <w:hyperlink r:id="rId26">
+        <w:r>
+          <w:rPr>
+            <w:rStyle w:val="Hyperlink"/>
+          </w:rPr>
+          <w:t xml:space="preserve">V0-H — Annex H - Executive Constitutional Brief</w:t>
+        </w:r>
+      </w:hyperlink>
     </w:p>
     <w:p>
       <w:pPr>
@@ -523,10 +607,14 @@
         </w:numPr>
         <w:spacing w:lineRule="auto"/>
       </w:pPr>
-      <w:r>
-        <w:rPr/>
-        <w:t xml:space="preserve">V0-I — Annex I - Volume 0 Completion Record</w:t>
-      </w:r>
+      <w:hyperlink r:id="rId27">
+        <w:r>
+          <w:rPr>
+            <w:rStyle w:val="Hyperlink"/>
+          </w:rPr>
+          <w:t xml:space="preserve">V0-I — Annex I - Volume 0 Completion Record</w:t>
+        </w:r>
+      </w:hyperlink>
     </w:p>
     <w:p>
       <w:pPr>
@@ -543,96 +631,239 @@
         <w:spacing w:lineRule="auto"/>
       </w:pPr>
       <w:r>
-        <w:rPr/>
-        <w:t xml:space="preserve">Document ID: V0-00</w:t>
-      </w:r>
-      <w:r>
-        <w:rPr/>
-        <w:br w:type="textWrapping"/>
-      </w:r>
-      <w:r>
-        <w:rPr/>
-        <w:t xml:space="preserve">Title: Volume 0 Document Control and Normative Usage</w:t>
-      </w:r>
-      <w:r>
-        <w:rPr/>
-        <w:br w:type="textWrapping"/>
-      </w:r>
-      <w:r>
-        <w:rPr/>
-        <w:t xml:space="preserve">Status: RATIFIED</w:t>
-      </w:r>
-      <w:r>
-        <w:rPr/>
-        <w:br w:type="textWrapping"/>
-      </w:r>
-      <w:r>
-        <w:rPr/>
-        <w:t xml:space="preserve">Version: 1.0.0</w:t>
-      </w:r>
-      <w:r>
-        <w:rPr/>
-        <w:br w:type="textWrapping"/>
-      </w:r>
-      <w:r>
-        <w:rPr/>
-        <w:t xml:space="preserve">Ratification: Package 1 baseline; basis Accountable Program Authority (Aubert Nungisa); evidence SELF-ATTESTED / AUTHOR-VERIFIED; independent validation not claimed; executive acceptance pending at applicable gate (see V0-E, REG-006 APP-005)</w:t>
-      </w:r>
-      <w:r>
-        <w:rPr/>
-        <w:br w:type="textWrapping"/>
-      </w:r>
-      <w:r>
-        <w:rPr/>
-        <w:t xml:space="preserve">Classification: Internal - Program Governance</w:t>
-      </w:r>
-      <w:r>
-        <w:rPr/>
-        <w:br w:type="textWrapping"/>
-      </w:r>
-      <w:r>
-        <w:rPr/>
-        <w:t xml:space="preserve">Owner: Aubert Nungisa (Accountable Program Authority)</w:t>
-      </w:r>
-      <w:r>
-        <w:rPr/>
-        <w:br w:type="textWrapping"/>
-      </w:r>
-      <w:r>
-        <w:rPr/>
-        <w:t xml:space="preserve">Approver: Nolan (Executive Acceptance Authority)</w:t>
-      </w:r>
-      <w:r>
-        <w:rPr/>
-        <w:br w:type="textWrapping"/>
-      </w:r>
-      <w:r>
-        <w:rPr/>
-        <w:t xml:space="preserve">Effective Date: TBD (Gate G0)</w:t>
-      </w:r>
-      <w:r>
-        <w:rPr/>
-        <w:br w:type="textWrapping"/>
-      </w:r>
-      <w:r>
-        <w:rPr/>
-        <w:t xml:space="preserve">Supersedes: None</w:t>
-      </w:r>
-      <w:r>
-        <w:rPr/>
-        <w:br w:type="textWrapping"/>
-      </w:r>
-      <w:r>
-        <w:rPr/>
-        <w:t xml:space="preserve">Review Cycle: Monthly until ratified, then quarterly</w:t>
-      </w:r>
-      <w:r>
-        <w:rPr/>
-        <w:br w:type="textWrapping"/>
-      </w:r>
-      <w:r>
-        <w:rPr/>
-        <w:t xml:space="preserve">Repository Path: docs/program/volume-0/</w:t>
+        <w:rPr>
+          <w:b/>
+        </w:rPr>
+        <w:t xml:space="preserve">Document ID:</w:t>
+      </w:r>
+    </w:p>
+    <w:p>
+      <w:pPr>
+        <w:spacing w:lineRule="auto"/>
+      </w:pPr>
+      <w:r>
+        <w:rPr/>
+        <w:t xml:space="preserve"> V0-00</w:t>
+      </w:r>
+    </w:p>
+    <w:p>
+      <w:pPr>
+        <w:spacing w:lineRule="auto"/>
+      </w:pPr>
+      <w:r>
+        <w:rPr>
+          <w:b/>
+        </w:rPr>
+        <w:t xml:space="preserve">Title:</w:t>
+      </w:r>
+    </w:p>
+    <w:p>
+      <w:pPr>
+        <w:spacing w:lineRule="auto"/>
+      </w:pPr>
+      <w:r>
+        <w:rPr/>
+        <w:t xml:space="preserve"> Volume 0 Document Control and Normative Usage</w:t>
+      </w:r>
+    </w:p>
+    <w:p>
+      <w:pPr>
+        <w:spacing w:lineRule="auto"/>
+      </w:pPr>
+      <w:r>
+        <w:rPr>
+          <w:b/>
+        </w:rPr>
+        <w:t xml:space="preserve">Status:</w:t>
+      </w:r>
+    </w:p>
+    <w:p>
+      <w:pPr>
+        <w:spacing w:lineRule="auto"/>
+      </w:pPr>
+      <w:r>
+        <w:rPr/>
+        <w:t xml:space="preserve"> RATIFIED</w:t>
+      </w:r>
+    </w:p>
+    <w:p>
+      <w:pPr>
+        <w:spacing w:lineRule="auto"/>
+      </w:pPr>
+      <w:r>
+        <w:rPr>
+          <w:b/>
+        </w:rPr>
+        <w:t xml:space="preserve">Version:</w:t>
+      </w:r>
+    </w:p>
+    <w:p>
+      <w:pPr>
+        <w:spacing w:lineRule="auto"/>
+      </w:pPr>
+      <w:r>
+        <w:rPr/>
+        <w:t xml:space="preserve"> 1.0.0</w:t>
+      </w:r>
+    </w:p>
+    <w:p>
+      <w:pPr>
+        <w:spacing w:lineRule="auto"/>
+      </w:pPr>
+      <w:r>
+        <w:rPr>
+          <w:b/>
+        </w:rPr>
+        <w:t xml:space="preserve">Ratification:</w:t>
+      </w:r>
+    </w:p>
+    <w:p>
+      <w:pPr>
+        <w:spacing w:lineRule="auto"/>
+      </w:pPr>
+      <w:r>
+        <w:rPr/>
+        <w:t xml:space="preserve"> Package 1 baseline; basis Accountable Program Authority (Aubert Nungisa); evidence SELF-ATTESTED / AUTHOR-VERIFIED; independent validation not claimed; executive acceptance pending at applicable gate (see V0-E, REG-006 APP-005)</w:t>
+      </w:r>
+    </w:p>
+    <w:p>
+      <w:pPr>
+        <w:spacing w:lineRule="auto"/>
+      </w:pPr>
+      <w:r>
+        <w:rPr>
+          <w:b/>
+        </w:rPr>
+        <w:t xml:space="preserve">Classification:</w:t>
+      </w:r>
+    </w:p>
+    <w:p>
+      <w:pPr>
+        <w:spacing w:lineRule="auto"/>
+      </w:pPr>
+      <w:r>
+        <w:rPr/>
+        <w:t xml:space="preserve"> Internal - Program Governance</w:t>
+      </w:r>
+    </w:p>
+    <w:p>
+      <w:pPr>
+        <w:spacing w:lineRule="auto"/>
+      </w:pPr>
+      <w:r>
+        <w:rPr>
+          <w:b/>
+        </w:rPr>
+        <w:t xml:space="preserve">Owner:</w:t>
+      </w:r>
+    </w:p>
+    <w:p>
+      <w:pPr>
+        <w:spacing w:lineRule="auto"/>
+      </w:pPr>
+      <w:r>
+        <w:rPr/>
+        <w:t xml:space="preserve"> Aubert Nungisa (Accountable Program Authority)</w:t>
+      </w:r>
+    </w:p>
+    <w:p>
+      <w:pPr>
+        <w:spacing w:lineRule="auto"/>
+      </w:pPr>
+      <w:r>
+        <w:rPr>
+          <w:b/>
+        </w:rPr>
+        <w:t xml:space="preserve">Approver:</w:t>
+      </w:r>
+    </w:p>
+    <w:p>
+      <w:pPr>
+        <w:spacing w:lineRule="auto"/>
+      </w:pPr>
+      <w:r>
+        <w:rPr/>
+        <w:t xml:space="preserve"> Nolan (Executive Acceptance Authority)</w:t>
+      </w:r>
+    </w:p>
+    <w:p>
+      <w:pPr>
+        <w:spacing w:lineRule="auto"/>
+      </w:pPr>
+      <w:r>
+        <w:rPr>
+          <w:b/>
+        </w:rPr>
+        <w:t xml:space="preserve">Effective Date:</w:t>
+      </w:r>
+    </w:p>
+    <w:p>
+      <w:pPr>
+        <w:spacing w:lineRule="auto"/>
+      </w:pPr>
+      <w:r>
+        <w:rPr/>
+        <w:t xml:space="preserve"> TBD (Gate G0)</w:t>
+      </w:r>
+    </w:p>
+    <w:p>
+      <w:pPr>
+        <w:spacing w:lineRule="auto"/>
+      </w:pPr>
+      <w:r>
+        <w:rPr>
+          <w:b/>
+        </w:rPr>
+        <w:t xml:space="preserve">Supersedes:</w:t>
+      </w:r>
+    </w:p>
+    <w:p>
+      <w:pPr>
+        <w:spacing w:lineRule="auto"/>
+      </w:pPr>
+      <w:r>
+        <w:rPr/>
+        <w:t xml:space="preserve"> None</w:t>
+      </w:r>
+    </w:p>
+    <w:p>
+      <w:pPr>
+        <w:spacing w:lineRule="auto"/>
+      </w:pPr>
+      <w:r>
+        <w:rPr>
+          <w:b/>
+        </w:rPr>
+        <w:t xml:space="preserve">Review Cycle:</w:t>
+      </w:r>
+    </w:p>
+    <w:p>
+      <w:pPr>
+        <w:spacing w:lineRule="auto"/>
+      </w:pPr>
+      <w:r>
+        <w:rPr/>
+        <w:t xml:space="preserve"> Monthly until ratified, then quarterly</w:t>
+      </w:r>
+    </w:p>
+    <w:p>
+      <w:pPr>
+        <w:spacing w:lineRule="auto"/>
+      </w:pPr>
+      <w:r>
+        <w:rPr>
+          <w:b/>
+        </w:rPr>
+        <w:t xml:space="preserve">Repository Path:</w:t>
+      </w:r>
+    </w:p>
+    <w:p>
+      <w:pPr>
+        <w:spacing w:lineRule="auto"/>
+      </w:pPr>
+      <w:r>
+        <w:rPr/>
+        <w:t xml:space="preserve"> docs/program/volume-0/</w:t>
       </w:r>
     </w:p>
     <w:p>
@@ -1457,8 +1688,159 @@
         <w:spacing w:lineRule="auto"/>
       </w:pPr>
       <w:r>
-        <w:rPr/>
-        <w:t xml:space="preserve">Document ID: V0-01 Status: RATIFIED Version: 1.0.0 Ratification: Package 1 baseline; basis Accountable Program Authority (Aubert Nungisa); evidence SELF-ATTESTED / AUTHOR-VERIFIED; independent validation not claimed; executive acceptance pending at applicable gate (see V0-E, REG-006 APP-005) Owner: Aubert Nungisa (Accountable Program Authority) Approver: Nolan (Executive Acceptance Authority; surname to be recorded in REG-001) Associated Gate: G0 Related Decisions: DEC-V0-001, DEC-V0-002, DEC-V0-003, DEC-V0-004, DEC-V0-005, DEC-V0-016</w:t>
+        <w:rPr>
+          <w:b/>
+        </w:rPr>
+        <w:t xml:space="preserve">Document ID:</w:t>
+      </w:r>
+    </w:p>
+    <w:p>
+      <w:pPr>
+        <w:spacing w:lineRule="auto"/>
+      </w:pPr>
+      <w:r>
+        <w:rPr/>
+        <w:t xml:space="preserve"> V0-01</w:t>
+      </w:r>
+    </w:p>
+    <w:p>
+      <w:pPr>
+        <w:spacing w:lineRule="auto"/>
+      </w:pPr>
+      <w:r>
+        <w:rPr>
+          <w:b/>
+        </w:rPr>
+        <w:t xml:space="preserve">Status:</w:t>
+      </w:r>
+    </w:p>
+    <w:p>
+      <w:pPr>
+        <w:spacing w:lineRule="auto"/>
+      </w:pPr>
+      <w:r>
+        <w:rPr/>
+        <w:t xml:space="preserve"> RATIFIED</w:t>
+      </w:r>
+    </w:p>
+    <w:p>
+      <w:pPr>
+        <w:spacing w:lineRule="auto"/>
+      </w:pPr>
+      <w:r>
+        <w:rPr>
+          <w:b/>
+        </w:rPr>
+        <w:t xml:space="preserve">Version:</w:t>
+      </w:r>
+    </w:p>
+    <w:p>
+      <w:pPr>
+        <w:spacing w:lineRule="auto"/>
+      </w:pPr>
+      <w:r>
+        <w:rPr/>
+        <w:t xml:space="preserve"> 1.0.0</w:t>
+      </w:r>
+    </w:p>
+    <w:p>
+      <w:pPr>
+        <w:spacing w:lineRule="auto"/>
+      </w:pPr>
+      <w:r>
+        <w:rPr>
+          <w:b/>
+        </w:rPr>
+        <w:t xml:space="preserve">Ratification:</w:t>
+      </w:r>
+    </w:p>
+    <w:p>
+      <w:pPr>
+        <w:spacing w:lineRule="auto"/>
+      </w:pPr>
+      <w:r>
+        <w:rPr/>
+        <w:t xml:space="preserve"> Package 1 baseline; basis Accountable Program Authority (Aubert Nungisa); evidence SELF-ATTESTED / AUTHOR-VERIFIED; independent validation not claimed; executive acceptance pending at applicable gate (see V0-E, REG-006 APP-005)</w:t>
+      </w:r>
+    </w:p>
+    <w:p>
+      <w:pPr>
+        <w:spacing w:lineRule="auto"/>
+      </w:pPr>
+      <w:r>
+        <w:rPr>
+          <w:b/>
+        </w:rPr>
+        <w:t xml:space="preserve">Owner:</w:t>
+      </w:r>
+    </w:p>
+    <w:p>
+      <w:pPr>
+        <w:spacing w:lineRule="auto"/>
+      </w:pPr>
+      <w:r>
+        <w:rPr/>
+        <w:t xml:space="preserve"> Aubert Nungisa (Accountable Program Authority)</w:t>
+      </w:r>
+    </w:p>
+    <w:p>
+      <w:pPr>
+        <w:spacing w:lineRule="auto"/>
+      </w:pPr>
+      <w:r>
+        <w:rPr>
+          <w:b/>
+        </w:rPr>
+        <w:t xml:space="preserve">Approver:</w:t>
+      </w:r>
+    </w:p>
+    <w:p>
+      <w:pPr>
+        <w:spacing w:lineRule="auto"/>
+      </w:pPr>
+      <w:r>
+        <w:rPr/>
+        <w:t xml:space="preserve"> Nolan (Executive Acceptance Authority; surname to be recorded in REG-001)</w:t>
+      </w:r>
+    </w:p>
+    <w:p>
+      <w:pPr>
+        <w:spacing w:lineRule="auto"/>
+      </w:pPr>
+      <w:r>
+        <w:rPr>
+          <w:b/>
+        </w:rPr>
+        <w:t xml:space="preserve">Associated Gate:</w:t>
+      </w:r>
+    </w:p>
+    <w:p>
+      <w:pPr>
+        <w:spacing w:lineRule="auto"/>
+      </w:pPr>
+      <w:r>
+        <w:rPr/>
+        <w:t xml:space="preserve"> G0</w:t>
+      </w:r>
+    </w:p>
+    <w:p>
+      <w:pPr>
+        <w:spacing w:lineRule="auto"/>
+      </w:pPr>
+      <w:r>
+        <w:rPr>
+          <w:b/>
+        </w:rPr>
+        <w:t xml:space="preserve">Related Decisions:</w:t>
+      </w:r>
+    </w:p>
+    <w:p>
+      <w:pPr>
+        <w:spacing w:lineRule="auto"/>
+      </w:pPr>
+      <w:r>
+        <w:rPr/>
+        <w:t xml:space="preserve"> DEC-V0-001, DEC-V0-002, DEC-V0-003, DEC-V0-004, DEC-V0-005, DEC-V0-016</w:t>
       </w:r>
     </w:p>
     <w:p>
@@ -2690,8 +3072,139 @@
         <w:spacing w:lineRule="auto"/>
       </w:pPr>
       <w:r>
-        <w:rPr/>
-        <w:t xml:space="preserve">Document ID: V0-02 Status: RATIFIED Version: 1.0.0 Ratification: Package 1 baseline; basis Accountable Program Authority (Aubert Nungisa); evidence SELF-ATTESTED / AUTHOR-VERIFIED; independent validation not claimed; executive acceptance pending at applicable gate (see V0-E, REG-006 APP-005) Owner: Aubert Nungisa (Accountable Program Authority) Approver: Nolan (Executive Acceptance Authority) Associated Gate: G0</w:t>
+        <w:rPr>
+          <w:b/>
+        </w:rPr>
+        <w:t xml:space="preserve">Document ID:</w:t>
+      </w:r>
+    </w:p>
+    <w:p>
+      <w:pPr>
+        <w:spacing w:lineRule="auto"/>
+      </w:pPr>
+      <w:r>
+        <w:rPr/>
+        <w:t xml:space="preserve"> V0-02</w:t>
+      </w:r>
+    </w:p>
+    <w:p>
+      <w:pPr>
+        <w:spacing w:lineRule="auto"/>
+      </w:pPr>
+      <w:r>
+        <w:rPr>
+          <w:b/>
+        </w:rPr>
+        <w:t xml:space="preserve">Status:</w:t>
+      </w:r>
+    </w:p>
+    <w:p>
+      <w:pPr>
+        <w:spacing w:lineRule="auto"/>
+      </w:pPr>
+      <w:r>
+        <w:rPr/>
+        <w:t xml:space="preserve"> RATIFIED</w:t>
+      </w:r>
+    </w:p>
+    <w:p>
+      <w:pPr>
+        <w:spacing w:lineRule="auto"/>
+      </w:pPr>
+      <w:r>
+        <w:rPr>
+          <w:b/>
+        </w:rPr>
+        <w:t xml:space="preserve">Version:</w:t>
+      </w:r>
+    </w:p>
+    <w:p>
+      <w:pPr>
+        <w:spacing w:lineRule="auto"/>
+      </w:pPr>
+      <w:r>
+        <w:rPr/>
+        <w:t xml:space="preserve"> 1.0.0</w:t>
+      </w:r>
+    </w:p>
+    <w:p>
+      <w:pPr>
+        <w:spacing w:lineRule="auto"/>
+      </w:pPr>
+      <w:r>
+        <w:rPr>
+          <w:b/>
+        </w:rPr>
+        <w:t xml:space="preserve">Ratification:</w:t>
+      </w:r>
+    </w:p>
+    <w:p>
+      <w:pPr>
+        <w:spacing w:lineRule="auto"/>
+      </w:pPr>
+      <w:r>
+        <w:rPr/>
+        <w:t xml:space="preserve"> Package 1 baseline; basis Accountable Program Authority (Aubert Nungisa); evidence SELF-ATTESTED / AUTHOR-VERIFIED; independent validation not claimed; executive acceptance pending at applicable gate (see V0-E, REG-006 APP-005)</w:t>
+      </w:r>
+    </w:p>
+    <w:p>
+      <w:pPr>
+        <w:spacing w:lineRule="auto"/>
+      </w:pPr>
+      <w:r>
+        <w:rPr>
+          <w:b/>
+        </w:rPr>
+        <w:t xml:space="preserve">Owner:</w:t>
+      </w:r>
+    </w:p>
+    <w:p>
+      <w:pPr>
+        <w:spacing w:lineRule="auto"/>
+      </w:pPr>
+      <w:r>
+        <w:rPr/>
+        <w:t xml:space="preserve"> Aubert Nungisa (Accountable Program Authority)</w:t>
+      </w:r>
+    </w:p>
+    <w:p>
+      <w:pPr>
+        <w:spacing w:lineRule="auto"/>
+      </w:pPr>
+      <w:r>
+        <w:rPr>
+          <w:b/>
+        </w:rPr>
+        <w:t xml:space="preserve">Approver:</w:t>
+      </w:r>
+    </w:p>
+    <w:p>
+      <w:pPr>
+        <w:spacing w:lineRule="auto"/>
+      </w:pPr>
+      <w:r>
+        <w:rPr/>
+        <w:t xml:space="preserve"> Nolan (Executive Acceptance Authority)</w:t>
+      </w:r>
+    </w:p>
+    <w:p>
+      <w:pPr>
+        <w:spacing w:lineRule="auto"/>
+      </w:pPr>
+      <w:r>
+        <w:rPr>
+          <w:b/>
+        </w:rPr>
+        <w:t xml:space="preserve">Associated Gate:</w:t>
+      </w:r>
+    </w:p>
+    <w:p>
+      <w:pPr>
+        <w:spacing w:lineRule="auto"/>
+      </w:pPr>
+      <w:r>
+        <w:rPr/>
+        <w:t xml:space="preserve"> G0</w:t>
       </w:r>
     </w:p>
     <w:p>
@@ -4026,8 +4539,139 @@
         <w:spacing w:lineRule="auto"/>
       </w:pPr>
       <w:r>
-        <w:rPr/>
-        <w:t xml:space="preserve">Document ID: V0-03 Status: RATIFIED Version: 1.0.0 Ratification: Package 1 baseline; basis Accountable Program Authority (Aubert Nungisa); evidence SELF-ATTESTED / AUTHOR-VERIFIED; independent validation not claimed; executive acceptance pending at applicable gate (see V0-E, REG-006 APP-005) Owner: Aubert Nungisa (Accountable Program Authority) Approver: Nolan (Executive Acceptance Authority) Associated Gate: G0</w:t>
+        <w:rPr>
+          <w:b/>
+        </w:rPr>
+        <w:t xml:space="preserve">Document ID:</w:t>
+      </w:r>
+    </w:p>
+    <w:p>
+      <w:pPr>
+        <w:spacing w:lineRule="auto"/>
+      </w:pPr>
+      <w:r>
+        <w:rPr/>
+        <w:t xml:space="preserve"> V0-03</w:t>
+      </w:r>
+    </w:p>
+    <w:p>
+      <w:pPr>
+        <w:spacing w:lineRule="auto"/>
+      </w:pPr>
+      <w:r>
+        <w:rPr>
+          <w:b/>
+        </w:rPr>
+        <w:t xml:space="preserve">Status:</w:t>
+      </w:r>
+    </w:p>
+    <w:p>
+      <w:pPr>
+        <w:spacing w:lineRule="auto"/>
+      </w:pPr>
+      <w:r>
+        <w:rPr/>
+        <w:t xml:space="preserve"> RATIFIED</w:t>
+      </w:r>
+    </w:p>
+    <w:p>
+      <w:pPr>
+        <w:spacing w:lineRule="auto"/>
+      </w:pPr>
+      <w:r>
+        <w:rPr>
+          <w:b/>
+        </w:rPr>
+        <w:t xml:space="preserve">Version:</w:t>
+      </w:r>
+    </w:p>
+    <w:p>
+      <w:pPr>
+        <w:spacing w:lineRule="auto"/>
+      </w:pPr>
+      <w:r>
+        <w:rPr/>
+        <w:t xml:space="preserve"> 1.0.0</w:t>
+      </w:r>
+    </w:p>
+    <w:p>
+      <w:pPr>
+        <w:spacing w:lineRule="auto"/>
+      </w:pPr>
+      <w:r>
+        <w:rPr>
+          <w:b/>
+        </w:rPr>
+        <w:t xml:space="preserve">Ratification:</w:t>
+      </w:r>
+    </w:p>
+    <w:p>
+      <w:pPr>
+        <w:spacing w:lineRule="auto"/>
+      </w:pPr>
+      <w:r>
+        <w:rPr/>
+        <w:t xml:space="preserve"> Package 1 baseline; basis Accountable Program Authority (Aubert Nungisa); evidence SELF-ATTESTED / AUTHOR-VERIFIED; independent validation not claimed; executive acceptance pending at applicable gate (see V0-E, REG-006 APP-005)</w:t>
+      </w:r>
+    </w:p>
+    <w:p>
+      <w:pPr>
+        <w:spacing w:lineRule="auto"/>
+      </w:pPr>
+      <w:r>
+        <w:rPr>
+          <w:b/>
+        </w:rPr>
+        <w:t xml:space="preserve">Owner:</w:t>
+      </w:r>
+    </w:p>
+    <w:p>
+      <w:pPr>
+        <w:spacing w:lineRule="auto"/>
+      </w:pPr>
+      <w:r>
+        <w:rPr/>
+        <w:t xml:space="preserve"> Aubert Nungisa (Accountable Program Authority)</w:t>
+      </w:r>
+    </w:p>
+    <w:p>
+      <w:pPr>
+        <w:spacing w:lineRule="auto"/>
+      </w:pPr>
+      <w:r>
+        <w:rPr>
+          <w:b/>
+        </w:rPr>
+        <w:t xml:space="preserve">Approver:</w:t>
+      </w:r>
+    </w:p>
+    <w:p>
+      <w:pPr>
+        <w:spacing w:lineRule="auto"/>
+      </w:pPr>
+      <w:r>
+        <w:rPr/>
+        <w:t xml:space="preserve"> Nolan (Executive Acceptance Authority)</w:t>
+      </w:r>
+    </w:p>
+    <w:p>
+      <w:pPr>
+        <w:spacing w:lineRule="auto"/>
+      </w:pPr>
+      <w:r>
+        <w:rPr>
+          <w:b/>
+        </w:rPr>
+        <w:t xml:space="preserve">Associated Gate:</w:t>
+      </w:r>
+    </w:p>
+    <w:p>
+      <w:pPr>
+        <w:spacing w:lineRule="auto"/>
+      </w:pPr>
+      <w:r>
+        <w:rPr/>
+        <w:t xml:space="preserve"> G0</w:t>
       </w:r>
     </w:p>
     <w:p>
@@ -5545,8 +6189,139 @@
         <w:spacing w:lineRule="auto"/>
       </w:pPr>
       <w:r>
-        <w:rPr/>
-        <w:t xml:space="preserve">Document ID: V0-04 Status: RATIFIED Version: 1.0.0 Ratification: Package 1 baseline; basis Accountable Program Authority (Aubert Nungisa); evidence SELF-ATTESTED / AUTHOR-VERIFIED; independent validation not claimed; executive acceptance pending at applicable gate (see V0-E, REG-006 APP-005) Owner: Aubert Nungisa (Accountable Program Authority) Approver: Nolan (Executive Acceptance Authority) Associated Gate: G0</w:t>
+        <w:rPr>
+          <w:b/>
+        </w:rPr>
+        <w:t xml:space="preserve">Document ID:</w:t>
+      </w:r>
+    </w:p>
+    <w:p>
+      <w:pPr>
+        <w:spacing w:lineRule="auto"/>
+      </w:pPr>
+      <w:r>
+        <w:rPr/>
+        <w:t xml:space="preserve"> V0-04</w:t>
+      </w:r>
+    </w:p>
+    <w:p>
+      <w:pPr>
+        <w:spacing w:lineRule="auto"/>
+      </w:pPr>
+      <w:r>
+        <w:rPr>
+          <w:b/>
+        </w:rPr>
+        <w:t xml:space="preserve">Status:</w:t>
+      </w:r>
+    </w:p>
+    <w:p>
+      <w:pPr>
+        <w:spacing w:lineRule="auto"/>
+      </w:pPr>
+      <w:r>
+        <w:rPr/>
+        <w:t xml:space="preserve"> RATIFIED</w:t>
+      </w:r>
+    </w:p>
+    <w:p>
+      <w:pPr>
+        <w:spacing w:lineRule="auto"/>
+      </w:pPr>
+      <w:r>
+        <w:rPr>
+          <w:b/>
+        </w:rPr>
+        <w:t xml:space="preserve">Version:</w:t>
+      </w:r>
+    </w:p>
+    <w:p>
+      <w:pPr>
+        <w:spacing w:lineRule="auto"/>
+      </w:pPr>
+      <w:r>
+        <w:rPr/>
+        <w:t xml:space="preserve"> 1.0.0</w:t>
+      </w:r>
+    </w:p>
+    <w:p>
+      <w:pPr>
+        <w:spacing w:lineRule="auto"/>
+      </w:pPr>
+      <w:r>
+        <w:rPr>
+          <w:b/>
+        </w:rPr>
+        <w:t xml:space="preserve">Ratification:</w:t>
+      </w:r>
+    </w:p>
+    <w:p>
+      <w:pPr>
+        <w:spacing w:lineRule="auto"/>
+      </w:pPr>
+      <w:r>
+        <w:rPr/>
+        <w:t xml:space="preserve"> Package 1 baseline; basis Accountable Program Authority (Aubert Nungisa); evidence SELF-ATTESTED / AUTHOR-VERIFIED; independent validation not claimed; executive acceptance pending at applicable gate (see V0-E, REG-006 APP-005)</w:t>
+      </w:r>
+    </w:p>
+    <w:p>
+      <w:pPr>
+        <w:spacing w:lineRule="auto"/>
+      </w:pPr>
+      <w:r>
+        <w:rPr>
+          <w:b/>
+        </w:rPr>
+        <w:t xml:space="preserve">Owner:</w:t>
+      </w:r>
+    </w:p>
+    <w:p>
+      <w:pPr>
+        <w:spacing w:lineRule="auto"/>
+      </w:pPr>
+      <w:r>
+        <w:rPr/>
+        <w:t xml:space="preserve"> Aubert Nungisa (Accountable Program Authority)</w:t>
+      </w:r>
+    </w:p>
+    <w:p>
+      <w:pPr>
+        <w:spacing w:lineRule="auto"/>
+      </w:pPr>
+      <w:r>
+        <w:rPr>
+          <w:b/>
+        </w:rPr>
+        <w:t xml:space="preserve">Approver:</w:t>
+      </w:r>
+    </w:p>
+    <w:p>
+      <w:pPr>
+        <w:spacing w:lineRule="auto"/>
+      </w:pPr>
+      <w:r>
+        <w:rPr/>
+        <w:t xml:space="preserve"> Nolan (Executive Acceptance Authority)</w:t>
+      </w:r>
+    </w:p>
+    <w:p>
+      <w:pPr>
+        <w:spacing w:lineRule="auto"/>
+      </w:pPr>
+      <w:r>
+        <w:rPr>
+          <w:b/>
+        </w:rPr>
+        <w:t xml:space="preserve">Associated Gate:</w:t>
+      </w:r>
+    </w:p>
+    <w:p>
+      <w:pPr>
+        <w:spacing w:lineRule="auto"/>
+      </w:pPr>
+      <w:r>
+        <w:rPr/>
+        <w:t xml:space="preserve"> G0</w:t>
       </w:r>
     </w:p>
     <w:p>
@@ -6746,8 +7521,139 @@
         <w:spacing w:lineRule="auto"/>
       </w:pPr>
       <w:r>
-        <w:rPr/>
-        <w:t xml:space="preserve">Document ID: V0-05 Status: RATIFIED Version: 1.0.0 Ratification: Package 1 baseline; basis Accountable Program Authority (Aubert Nungisa); evidence SELF-ATTESTED / AUTHOR-VERIFIED; independent validation not claimed; executive acceptance pending at applicable gate (see V0-E, REG-006 APP-005) Owner: Aubert Nungisa (Accountable Program Authority) Approver: Nolan (Executive Acceptance Authority) Associated Gate: G0</w:t>
+        <w:rPr>
+          <w:b/>
+        </w:rPr>
+        <w:t xml:space="preserve">Document ID:</w:t>
+      </w:r>
+    </w:p>
+    <w:p>
+      <w:pPr>
+        <w:spacing w:lineRule="auto"/>
+      </w:pPr>
+      <w:r>
+        <w:rPr/>
+        <w:t xml:space="preserve"> V0-05</w:t>
+      </w:r>
+    </w:p>
+    <w:p>
+      <w:pPr>
+        <w:spacing w:lineRule="auto"/>
+      </w:pPr>
+      <w:r>
+        <w:rPr>
+          <w:b/>
+        </w:rPr>
+        <w:t xml:space="preserve">Status:</w:t>
+      </w:r>
+    </w:p>
+    <w:p>
+      <w:pPr>
+        <w:spacing w:lineRule="auto"/>
+      </w:pPr>
+      <w:r>
+        <w:rPr/>
+        <w:t xml:space="preserve"> RATIFIED</w:t>
+      </w:r>
+    </w:p>
+    <w:p>
+      <w:pPr>
+        <w:spacing w:lineRule="auto"/>
+      </w:pPr>
+      <w:r>
+        <w:rPr>
+          <w:b/>
+        </w:rPr>
+        <w:t xml:space="preserve">Version:</w:t>
+      </w:r>
+    </w:p>
+    <w:p>
+      <w:pPr>
+        <w:spacing w:lineRule="auto"/>
+      </w:pPr>
+      <w:r>
+        <w:rPr/>
+        <w:t xml:space="preserve"> 1.0.0</w:t>
+      </w:r>
+    </w:p>
+    <w:p>
+      <w:pPr>
+        <w:spacing w:lineRule="auto"/>
+      </w:pPr>
+      <w:r>
+        <w:rPr>
+          <w:b/>
+        </w:rPr>
+        <w:t xml:space="preserve">Ratification:</w:t>
+      </w:r>
+    </w:p>
+    <w:p>
+      <w:pPr>
+        <w:spacing w:lineRule="auto"/>
+      </w:pPr>
+      <w:r>
+        <w:rPr/>
+        <w:t xml:space="preserve"> Package 1 baseline; basis Accountable Program Authority (Aubert Nungisa); evidence SELF-ATTESTED / AUTHOR-VERIFIED; independent validation not claimed; executive acceptance pending at applicable gate (see V0-E, REG-006 APP-005)</w:t>
+      </w:r>
+    </w:p>
+    <w:p>
+      <w:pPr>
+        <w:spacing w:lineRule="auto"/>
+      </w:pPr>
+      <w:r>
+        <w:rPr>
+          <w:b/>
+        </w:rPr>
+        <w:t xml:space="preserve">Owner:</w:t>
+      </w:r>
+    </w:p>
+    <w:p>
+      <w:pPr>
+        <w:spacing w:lineRule="auto"/>
+      </w:pPr>
+      <w:r>
+        <w:rPr/>
+        <w:t xml:space="preserve"> Aubert Nungisa (Accountable Program Authority)</w:t>
+      </w:r>
+    </w:p>
+    <w:p>
+      <w:pPr>
+        <w:spacing w:lineRule="auto"/>
+      </w:pPr>
+      <w:r>
+        <w:rPr>
+          <w:b/>
+        </w:rPr>
+        <w:t xml:space="preserve">Approver:</w:t>
+      </w:r>
+    </w:p>
+    <w:p>
+      <w:pPr>
+        <w:spacing w:lineRule="auto"/>
+      </w:pPr>
+      <w:r>
+        <w:rPr/>
+        <w:t xml:space="preserve"> Nolan (Executive Acceptance Authority)</w:t>
+      </w:r>
+    </w:p>
+    <w:p>
+      <w:pPr>
+        <w:spacing w:lineRule="auto"/>
+      </w:pPr>
+      <w:r>
+        <w:rPr>
+          <w:b/>
+        </w:rPr>
+        <w:t xml:space="preserve">Associated Gate:</w:t>
+      </w:r>
+    </w:p>
+    <w:p>
+      <w:pPr>
+        <w:spacing w:lineRule="auto"/>
+      </w:pPr>
+      <w:r>
+        <w:rPr/>
+        <w:t xml:space="preserve"> G0</w:t>
       </w:r>
     </w:p>
     <w:p>
@@ -9178,8 +10084,199 @@
         <w:spacing w:lineRule="auto"/>
       </w:pPr>
       <w:r>
-        <w:rPr/>
-        <w:t xml:space="preserve">Document ID: V0-06 Status: RATIFIED Version: 1.0.0 Owner: Aubert Nungisa (Accountable Program Authority) Approver: Nolan (Executive Acceptance Authority) Associated Gate: G0 Ratification: Package 2; basis Accountable Program Authority (Aubert Nungisa); evidence SELF-ATTESTED / AUTHOR-VERIFIED; independent validation not claimed; executive acceptance pending at applicable future gate (REG-006 APP-006) Related Documents: V0-07 (governance and decision rights), V0-08 (stakeholder and engagement model) Related Decisions: DEC-V0-018, DEC-V0-019, DEC-V0-023 Related Registers: REG-005 (source and authority), REG-002 (decisions), REG-003 (RAID)</w:t>
+        <w:rPr>
+          <w:b/>
+        </w:rPr>
+        <w:t xml:space="preserve">Document ID:</w:t>
+      </w:r>
+    </w:p>
+    <w:p>
+      <w:pPr>
+        <w:spacing w:lineRule="auto"/>
+      </w:pPr>
+      <w:r>
+        <w:rPr/>
+        <w:t xml:space="preserve"> V0-06</w:t>
+      </w:r>
+    </w:p>
+    <w:p>
+      <w:pPr>
+        <w:spacing w:lineRule="auto"/>
+      </w:pPr>
+      <w:r>
+        <w:rPr>
+          <w:b/>
+        </w:rPr>
+        <w:t xml:space="preserve">Status:</w:t>
+      </w:r>
+    </w:p>
+    <w:p>
+      <w:pPr>
+        <w:spacing w:lineRule="auto"/>
+      </w:pPr>
+      <w:r>
+        <w:rPr/>
+        <w:t xml:space="preserve"> RATIFIED</w:t>
+      </w:r>
+    </w:p>
+    <w:p>
+      <w:pPr>
+        <w:spacing w:lineRule="auto"/>
+      </w:pPr>
+      <w:r>
+        <w:rPr>
+          <w:b/>
+        </w:rPr>
+        <w:t xml:space="preserve">Version:</w:t>
+      </w:r>
+    </w:p>
+    <w:p>
+      <w:pPr>
+        <w:spacing w:lineRule="auto"/>
+      </w:pPr>
+      <w:r>
+        <w:rPr/>
+        <w:t xml:space="preserve"> 1.0.0</w:t>
+      </w:r>
+    </w:p>
+    <w:p>
+      <w:pPr>
+        <w:spacing w:lineRule="auto"/>
+      </w:pPr>
+      <w:r>
+        <w:rPr>
+          <w:b/>
+        </w:rPr>
+        <w:t xml:space="preserve">Owner:</w:t>
+      </w:r>
+    </w:p>
+    <w:p>
+      <w:pPr>
+        <w:spacing w:lineRule="auto"/>
+      </w:pPr>
+      <w:r>
+        <w:rPr/>
+        <w:t xml:space="preserve"> Aubert Nungisa (Accountable Program Authority)</w:t>
+      </w:r>
+    </w:p>
+    <w:p>
+      <w:pPr>
+        <w:spacing w:lineRule="auto"/>
+      </w:pPr>
+      <w:r>
+        <w:rPr>
+          <w:b/>
+        </w:rPr>
+        <w:t xml:space="preserve">Approver:</w:t>
+      </w:r>
+    </w:p>
+    <w:p>
+      <w:pPr>
+        <w:spacing w:lineRule="auto"/>
+      </w:pPr>
+      <w:r>
+        <w:rPr/>
+        <w:t xml:space="preserve"> Nolan (Executive Acceptance Authority)</w:t>
+      </w:r>
+    </w:p>
+    <w:p>
+      <w:pPr>
+        <w:spacing w:lineRule="auto"/>
+      </w:pPr>
+      <w:r>
+        <w:rPr>
+          <w:b/>
+        </w:rPr>
+        <w:t xml:space="preserve">Associated Gate:</w:t>
+      </w:r>
+    </w:p>
+    <w:p>
+      <w:pPr>
+        <w:spacing w:lineRule="auto"/>
+      </w:pPr>
+      <w:r>
+        <w:rPr/>
+        <w:t xml:space="preserve"> G0</w:t>
+      </w:r>
+    </w:p>
+    <w:p>
+      <w:pPr>
+        <w:spacing w:lineRule="auto"/>
+      </w:pPr>
+      <w:r>
+        <w:rPr>
+          <w:b/>
+        </w:rPr>
+        <w:t xml:space="preserve">Ratification:</w:t>
+      </w:r>
+    </w:p>
+    <w:p>
+      <w:pPr>
+        <w:spacing w:lineRule="auto"/>
+      </w:pPr>
+      <w:r>
+        <w:rPr/>
+        <w:t xml:space="preserve"> Package 2; basis Accountable Program Authority (Aubert Nungisa); evidence SELF-ATTESTED / AUTHOR-VERIFIED; independent validation not claimed; executive acceptance pending at applicable future gate (REG-006 APP-006)</w:t>
+      </w:r>
+    </w:p>
+    <w:p>
+      <w:pPr>
+        <w:spacing w:lineRule="auto"/>
+      </w:pPr>
+      <w:r>
+        <w:rPr>
+          <w:b/>
+        </w:rPr>
+        <w:t xml:space="preserve">Related Documents:</w:t>
+      </w:r>
+    </w:p>
+    <w:p>
+      <w:pPr>
+        <w:spacing w:lineRule="auto"/>
+      </w:pPr>
+      <w:r>
+        <w:rPr/>
+        <w:t xml:space="preserve"> V0-07 (governance and decision rights), V0-08 (stakeholder and engagement model)</w:t>
+      </w:r>
+    </w:p>
+    <w:p>
+      <w:pPr>
+        <w:spacing w:lineRule="auto"/>
+      </w:pPr>
+      <w:r>
+        <w:rPr>
+          <w:b/>
+        </w:rPr>
+        <w:t xml:space="preserve">Related Decisions:</w:t>
+      </w:r>
+    </w:p>
+    <w:p>
+      <w:pPr>
+        <w:spacing w:lineRule="auto"/>
+      </w:pPr>
+      <w:r>
+        <w:rPr/>
+        <w:t xml:space="preserve"> DEC-V0-018, DEC-V0-019, DEC-V0-023</w:t>
+      </w:r>
+    </w:p>
+    <w:p>
+      <w:pPr>
+        <w:spacing w:lineRule="auto"/>
+      </w:pPr>
+      <w:r>
+        <w:rPr>
+          <w:b/>
+        </w:rPr>
+        <w:t xml:space="preserve">Related Registers:</w:t>
+      </w:r>
+    </w:p>
+    <w:p>
+      <w:pPr>
+        <w:spacing w:lineRule="auto"/>
+      </w:pPr>
+      <w:r>
+        <w:rPr/>
+        <w:t xml:space="preserve"> REG-005 (source and authority), REG-002 (decisions), REG-003 (RAID)</w:t>
       </w:r>
     </w:p>
     <w:p>
@@ -10876,8 +11973,159 @@
         <w:spacing w:lineRule="auto"/>
       </w:pPr>
       <w:r>
-        <w:rPr/>
-        <w:t xml:space="preserve">Document ID: V0-07 Status: RATIFIED Version: 1.0.0 Owner: Aubert Nungisa (Accountable Program Authority) Approver: Nolan (Executive Acceptance Authority; surname to be recorded in REG-001) Associated Gate: G0 Ratification: Package 2; basis Accountable Program Authority (Aubert Nungisa); evidence SELF-ATTESTED / AUTHOR-VERIFIED; independent validation not claimed; executive acceptance pending at applicable future gate (REG-006 APP-003) Related Documents: V0-06 (authority doctrine over systems), V0-08 (engagement model and consultation thresholds)</w:t>
+        <w:rPr>
+          <w:b/>
+        </w:rPr>
+        <w:t xml:space="preserve">Document ID:</w:t>
+      </w:r>
+    </w:p>
+    <w:p>
+      <w:pPr>
+        <w:spacing w:lineRule="auto"/>
+      </w:pPr>
+      <w:r>
+        <w:rPr/>
+        <w:t xml:space="preserve"> V0-07</w:t>
+      </w:r>
+    </w:p>
+    <w:p>
+      <w:pPr>
+        <w:spacing w:lineRule="auto"/>
+      </w:pPr>
+      <w:r>
+        <w:rPr>
+          <w:b/>
+        </w:rPr>
+        <w:t xml:space="preserve">Status:</w:t>
+      </w:r>
+    </w:p>
+    <w:p>
+      <w:pPr>
+        <w:spacing w:lineRule="auto"/>
+      </w:pPr>
+      <w:r>
+        <w:rPr/>
+        <w:t xml:space="preserve"> RATIFIED</w:t>
+      </w:r>
+    </w:p>
+    <w:p>
+      <w:pPr>
+        <w:spacing w:lineRule="auto"/>
+      </w:pPr>
+      <w:r>
+        <w:rPr>
+          <w:b/>
+        </w:rPr>
+        <w:t xml:space="preserve">Version:</w:t>
+      </w:r>
+    </w:p>
+    <w:p>
+      <w:pPr>
+        <w:spacing w:lineRule="auto"/>
+      </w:pPr>
+      <w:r>
+        <w:rPr/>
+        <w:t xml:space="preserve"> 1.0.0</w:t>
+      </w:r>
+    </w:p>
+    <w:p>
+      <w:pPr>
+        <w:spacing w:lineRule="auto"/>
+      </w:pPr>
+      <w:r>
+        <w:rPr>
+          <w:b/>
+        </w:rPr>
+        <w:t xml:space="preserve">Owner:</w:t>
+      </w:r>
+    </w:p>
+    <w:p>
+      <w:pPr>
+        <w:spacing w:lineRule="auto"/>
+      </w:pPr>
+      <w:r>
+        <w:rPr/>
+        <w:t xml:space="preserve"> Aubert Nungisa (Accountable Program Authority)</w:t>
+      </w:r>
+    </w:p>
+    <w:p>
+      <w:pPr>
+        <w:spacing w:lineRule="auto"/>
+      </w:pPr>
+      <w:r>
+        <w:rPr>
+          <w:b/>
+        </w:rPr>
+        <w:t xml:space="preserve">Approver:</w:t>
+      </w:r>
+    </w:p>
+    <w:p>
+      <w:pPr>
+        <w:spacing w:lineRule="auto"/>
+      </w:pPr>
+      <w:r>
+        <w:rPr/>
+        <w:t xml:space="preserve"> Nolan (Executive Acceptance Authority; surname to be recorded in REG-001)</w:t>
+      </w:r>
+    </w:p>
+    <w:p>
+      <w:pPr>
+        <w:spacing w:lineRule="auto"/>
+      </w:pPr>
+      <w:r>
+        <w:rPr>
+          <w:b/>
+        </w:rPr>
+        <w:t xml:space="preserve">Associated Gate:</w:t>
+      </w:r>
+    </w:p>
+    <w:p>
+      <w:pPr>
+        <w:spacing w:lineRule="auto"/>
+      </w:pPr>
+      <w:r>
+        <w:rPr/>
+        <w:t xml:space="preserve"> G0</w:t>
+      </w:r>
+    </w:p>
+    <w:p>
+      <w:pPr>
+        <w:spacing w:lineRule="auto"/>
+      </w:pPr>
+      <w:r>
+        <w:rPr>
+          <w:b/>
+        </w:rPr>
+        <w:t xml:space="preserve">Ratification:</w:t>
+      </w:r>
+    </w:p>
+    <w:p>
+      <w:pPr>
+        <w:spacing w:lineRule="auto"/>
+      </w:pPr>
+      <w:r>
+        <w:rPr/>
+        <w:t xml:space="preserve"> Package 2; basis Accountable Program Authority (Aubert Nungisa); evidence SELF-ATTESTED / AUTHOR-VERIFIED; independent validation not claimed; executive acceptance pending at applicable future gate (REG-006 APP-003)</w:t>
+      </w:r>
+    </w:p>
+    <w:p>
+      <w:pPr>
+        <w:spacing w:lineRule="auto"/>
+      </w:pPr>
+      <w:r>
+        <w:rPr>
+          <w:b/>
+        </w:rPr>
+        <w:t xml:space="preserve">Related Documents:</w:t>
+      </w:r>
+    </w:p>
+    <w:p>
+      <w:pPr>
+        <w:spacing w:lineRule="auto"/>
+      </w:pPr>
+      <w:r>
+        <w:rPr/>
+        <w:t xml:space="preserve"> V0-06 (authority doctrine over systems), V0-08 (engagement model and consultation thresholds)</w:t>
       </w:r>
     </w:p>
     <w:p>
@@ -13459,8 +14707,199 @@
         <w:spacing w:lineRule="auto"/>
       </w:pPr>
       <w:r>
-        <w:rPr/>
-        <w:t xml:space="preserve">Document ID: V0-08 Status: RATIFIED Version: 1.0.0 Owner: Aubert Nungisa (Accountable Program Authority) Approver: Nolan (Executive Acceptance Authority) Associated Gate: G0 Ratification: Package 2; basis Accountable Program Authority (Aubert Nungisa); evidence SELF-ATTESTED / AUTHOR-VERIFIED; independent validation not claimed; executive acceptance pending at applicable future gate (REG-006 APP-007) Related Documents: V0-06 (authority doctrine), V0-07 (governance and decision rights) Related Decisions: DEC-V0-020, DEC-V0-021, DEC-V0-023 Related Registers: REG-001 (stakeholders), REG-002 (decisions), REG-003 (RAID)</w:t>
+        <w:rPr>
+          <w:b/>
+        </w:rPr>
+        <w:t xml:space="preserve">Document ID:</w:t>
+      </w:r>
+    </w:p>
+    <w:p>
+      <w:pPr>
+        <w:spacing w:lineRule="auto"/>
+      </w:pPr>
+      <w:r>
+        <w:rPr/>
+        <w:t xml:space="preserve"> V0-08</w:t>
+      </w:r>
+    </w:p>
+    <w:p>
+      <w:pPr>
+        <w:spacing w:lineRule="auto"/>
+      </w:pPr>
+      <w:r>
+        <w:rPr>
+          <w:b/>
+        </w:rPr>
+        <w:t xml:space="preserve">Status:</w:t>
+      </w:r>
+    </w:p>
+    <w:p>
+      <w:pPr>
+        <w:spacing w:lineRule="auto"/>
+      </w:pPr>
+      <w:r>
+        <w:rPr/>
+        <w:t xml:space="preserve"> RATIFIED</w:t>
+      </w:r>
+    </w:p>
+    <w:p>
+      <w:pPr>
+        <w:spacing w:lineRule="auto"/>
+      </w:pPr>
+      <w:r>
+        <w:rPr>
+          <w:b/>
+        </w:rPr>
+        <w:t xml:space="preserve">Version:</w:t>
+      </w:r>
+    </w:p>
+    <w:p>
+      <w:pPr>
+        <w:spacing w:lineRule="auto"/>
+      </w:pPr>
+      <w:r>
+        <w:rPr/>
+        <w:t xml:space="preserve"> 1.0.0</w:t>
+      </w:r>
+    </w:p>
+    <w:p>
+      <w:pPr>
+        <w:spacing w:lineRule="auto"/>
+      </w:pPr>
+      <w:r>
+        <w:rPr>
+          <w:b/>
+        </w:rPr>
+        <w:t xml:space="preserve">Owner:</w:t>
+      </w:r>
+    </w:p>
+    <w:p>
+      <w:pPr>
+        <w:spacing w:lineRule="auto"/>
+      </w:pPr>
+      <w:r>
+        <w:rPr/>
+        <w:t xml:space="preserve"> Aubert Nungisa (Accountable Program Authority)</w:t>
+      </w:r>
+    </w:p>
+    <w:p>
+      <w:pPr>
+        <w:spacing w:lineRule="auto"/>
+      </w:pPr>
+      <w:r>
+        <w:rPr>
+          <w:b/>
+        </w:rPr>
+        <w:t xml:space="preserve">Approver:</w:t>
+      </w:r>
+    </w:p>
+    <w:p>
+      <w:pPr>
+        <w:spacing w:lineRule="auto"/>
+      </w:pPr>
+      <w:r>
+        <w:rPr/>
+        <w:t xml:space="preserve"> Nolan (Executive Acceptance Authority)</w:t>
+      </w:r>
+    </w:p>
+    <w:p>
+      <w:pPr>
+        <w:spacing w:lineRule="auto"/>
+      </w:pPr>
+      <w:r>
+        <w:rPr>
+          <w:b/>
+        </w:rPr>
+        <w:t xml:space="preserve">Associated Gate:</w:t>
+      </w:r>
+    </w:p>
+    <w:p>
+      <w:pPr>
+        <w:spacing w:lineRule="auto"/>
+      </w:pPr>
+      <w:r>
+        <w:rPr/>
+        <w:t xml:space="preserve"> G0</w:t>
+      </w:r>
+    </w:p>
+    <w:p>
+      <w:pPr>
+        <w:spacing w:lineRule="auto"/>
+      </w:pPr>
+      <w:r>
+        <w:rPr>
+          <w:b/>
+        </w:rPr>
+        <w:t xml:space="preserve">Ratification:</w:t>
+      </w:r>
+    </w:p>
+    <w:p>
+      <w:pPr>
+        <w:spacing w:lineRule="auto"/>
+      </w:pPr>
+      <w:r>
+        <w:rPr/>
+        <w:t xml:space="preserve"> Package 2; basis Accountable Program Authority (Aubert Nungisa); evidence SELF-ATTESTED / AUTHOR-VERIFIED; independent validation not claimed; executive acceptance pending at applicable future gate (REG-006 APP-007)</w:t>
+      </w:r>
+    </w:p>
+    <w:p>
+      <w:pPr>
+        <w:spacing w:lineRule="auto"/>
+      </w:pPr>
+      <w:r>
+        <w:rPr>
+          <w:b/>
+        </w:rPr>
+        <w:t xml:space="preserve">Related Documents:</w:t>
+      </w:r>
+    </w:p>
+    <w:p>
+      <w:pPr>
+        <w:spacing w:lineRule="auto"/>
+      </w:pPr>
+      <w:r>
+        <w:rPr/>
+        <w:t xml:space="preserve"> V0-06 (authority doctrine), V0-07 (governance and decision rights)</w:t>
+      </w:r>
+    </w:p>
+    <w:p>
+      <w:pPr>
+        <w:spacing w:lineRule="auto"/>
+      </w:pPr>
+      <w:r>
+        <w:rPr>
+          <w:b/>
+        </w:rPr>
+        <w:t xml:space="preserve">Related Decisions:</w:t>
+      </w:r>
+    </w:p>
+    <w:p>
+      <w:pPr>
+        <w:spacing w:lineRule="auto"/>
+      </w:pPr>
+      <w:r>
+        <w:rPr/>
+        <w:t xml:space="preserve"> DEC-V0-020, DEC-V0-021, DEC-V0-023</w:t>
+      </w:r>
+    </w:p>
+    <w:p>
+      <w:pPr>
+        <w:spacing w:lineRule="auto"/>
+      </w:pPr>
+      <w:r>
+        <w:rPr>
+          <w:b/>
+        </w:rPr>
+        <w:t xml:space="preserve">Related Registers:</w:t>
+      </w:r>
+    </w:p>
+    <w:p>
+      <w:pPr>
+        <w:spacing w:lineRule="auto"/>
+      </w:pPr>
+      <w:r>
+        <w:rPr/>
+        <w:t xml:space="preserve"> REG-001 (stakeholders), REG-002 (decisions), REG-003 (RAID)</w:t>
       </w:r>
     </w:p>
     <w:p>
@@ -14431,8 +15870,159 @@
         <w:spacing w:lineRule="auto"/>
       </w:pPr>
       <w:r>
-        <w:rPr/>
-        <w:t xml:space="preserve">Document ID: V0-09 Status: RATIFIED Version: 1.0.0 Owner: Aubert Nungisa (Accountable Program Authority) Approver: Nolan (Executive Acceptance Authority; surname to be recorded in REG-001) Associated Gate: G0 Ratification: Package 3; basis Accountable Program Authority (Aubert Nungisa); evidence SELF-ATTESTED / AUTHOR-VERIFIED; independent validation not claimed; executive acceptance pending at applicable future gate (REG-006 APP-009) Related Documents: V0-07 (decision classes and gate control), V0-10 (documentation and traceability), V0-11 (risk and exception governance)</w:t>
+        <w:rPr>
+          <w:b/>
+        </w:rPr>
+        <w:t xml:space="preserve">Document ID:</w:t>
+      </w:r>
+    </w:p>
+    <w:p>
+      <w:pPr>
+        <w:spacing w:lineRule="auto"/>
+      </w:pPr>
+      <w:r>
+        <w:rPr/>
+        <w:t xml:space="preserve"> V0-09</w:t>
+      </w:r>
+    </w:p>
+    <w:p>
+      <w:pPr>
+        <w:spacing w:lineRule="auto"/>
+      </w:pPr>
+      <w:r>
+        <w:rPr>
+          <w:b/>
+        </w:rPr>
+        <w:t xml:space="preserve">Status:</w:t>
+      </w:r>
+    </w:p>
+    <w:p>
+      <w:pPr>
+        <w:spacing w:lineRule="auto"/>
+      </w:pPr>
+      <w:r>
+        <w:rPr/>
+        <w:t xml:space="preserve"> RATIFIED</w:t>
+      </w:r>
+    </w:p>
+    <w:p>
+      <w:pPr>
+        <w:spacing w:lineRule="auto"/>
+      </w:pPr>
+      <w:r>
+        <w:rPr>
+          <w:b/>
+        </w:rPr>
+        <w:t xml:space="preserve">Version:</w:t>
+      </w:r>
+    </w:p>
+    <w:p>
+      <w:pPr>
+        <w:spacing w:lineRule="auto"/>
+      </w:pPr>
+      <w:r>
+        <w:rPr/>
+        <w:t xml:space="preserve"> 1.0.0</w:t>
+      </w:r>
+    </w:p>
+    <w:p>
+      <w:pPr>
+        <w:spacing w:lineRule="auto"/>
+      </w:pPr>
+      <w:r>
+        <w:rPr>
+          <w:b/>
+        </w:rPr>
+        <w:t xml:space="preserve">Owner:</w:t>
+      </w:r>
+    </w:p>
+    <w:p>
+      <w:pPr>
+        <w:spacing w:lineRule="auto"/>
+      </w:pPr>
+      <w:r>
+        <w:rPr/>
+        <w:t xml:space="preserve"> Aubert Nungisa (Accountable Program Authority)</w:t>
+      </w:r>
+    </w:p>
+    <w:p>
+      <w:pPr>
+        <w:spacing w:lineRule="auto"/>
+      </w:pPr>
+      <w:r>
+        <w:rPr>
+          <w:b/>
+        </w:rPr>
+        <w:t xml:space="preserve">Approver:</w:t>
+      </w:r>
+    </w:p>
+    <w:p>
+      <w:pPr>
+        <w:spacing w:lineRule="auto"/>
+      </w:pPr>
+      <w:r>
+        <w:rPr/>
+        <w:t xml:space="preserve"> Nolan (Executive Acceptance Authority; surname to be recorded in REG-001)</w:t>
+      </w:r>
+    </w:p>
+    <w:p>
+      <w:pPr>
+        <w:spacing w:lineRule="auto"/>
+      </w:pPr>
+      <w:r>
+        <w:rPr>
+          <w:b/>
+        </w:rPr>
+        <w:t xml:space="preserve">Associated Gate:</w:t>
+      </w:r>
+    </w:p>
+    <w:p>
+      <w:pPr>
+        <w:spacing w:lineRule="auto"/>
+      </w:pPr>
+      <w:r>
+        <w:rPr/>
+        <w:t xml:space="preserve"> G0</w:t>
+      </w:r>
+    </w:p>
+    <w:p>
+      <w:pPr>
+        <w:spacing w:lineRule="auto"/>
+      </w:pPr>
+      <w:r>
+        <w:rPr>
+          <w:b/>
+        </w:rPr>
+        <w:t xml:space="preserve">Ratification:</w:t>
+      </w:r>
+    </w:p>
+    <w:p>
+      <w:pPr>
+        <w:spacing w:lineRule="auto"/>
+      </w:pPr>
+      <w:r>
+        <w:rPr/>
+        <w:t xml:space="preserve"> Package 3; basis Accountable Program Authority (Aubert Nungisa); evidence SELF-ATTESTED / AUTHOR-VERIFIED; independent validation not claimed; executive acceptance pending at applicable future gate (REG-006 APP-009)</w:t>
+      </w:r>
+    </w:p>
+    <w:p>
+      <w:pPr>
+        <w:spacing w:lineRule="auto"/>
+      </w:pPr>
+      <w:r>
+        <w:rPr>
+          <w:b/>
+        </w:rPr>
+        <w:t xml:space="preserve">Related Documents:</w:t>
+      </w:r>
+    </w:p>
+    <w:p>
+      <w:pPr>
+        <w:spacing w:lineRule="auto"/>
+      </w:pPr>
+      <w:r>
+        <w:rPr/>
+        <w:t xml:space="preserve"> V0-07 (decision classes and gate control), V0-10 (documentation and traceability), V0-11 (risk and exception governance)</w:t>
       </w:r>
     </w:p>
     <w:p>
@@ -15336,8 +16926,159 @@
         <w:spacing w:lineRule="auto"/>
       </w:pPr>
       <w:r>
-        <w:rPr/>
-        <w:t xml:space="preserve">Document ID: V0-10 Status: RATIFIED Version: 1.0.0 Owner: Aubert Nungisa (Accountable Program Authority) Approver: Nolan (Executive Acceptance Authority; surname to be recorded in REG-001) Associated Gate: G0 Ratification: Package 3; basis Accountable Program Authority (Aubert Nungisa); evidence SELF-ATTESTED / AUTHOR-VERIFIED; independent validation not claimed; executive acceptance pending at applicable future gate (REG-006 APP-010) Related Documents: V0-06 (authority doctrine and source truth), V0-07 (evidence labels), V0-09 (delivery), V0-11 (RAID and exception governance)</w:t>
+        <w:rPr>
+          <w:b/>
+        </w:rPr>
+        <w:t xml:space="preserve">Document ID:</w:t>
+      </w:r>
+    </w:p>
+    <w:p>
+      <w:pPr>
+        <w:spacing w:lineRule="auto"/>
+      </w:pPr>
+      <w:r>
+        <w:rPr/>
+        <w:t xml:space="preserve"> V0-10</w:t>
+      </w:r>
+    </w:p>
+    <w:p>
+      <w:pPr>
+        <w:spacing w:lineRule="auto"/>
+      </w:pPr>
+      <w:r>
+        <w:rPr>
+          <w:b/>
+        </w:rPr>
+        <w:t xml:space="preserve">Status:</w:t>
+      </w:r>
+    </w:p>
+    <w:p>
+      <w:pPr>
+        <w:spacing w:lineRule="auto"/>
+      </w:pPr>
+      <w:r>
+        <w:rPr/>
+        <w:t xml:space="preserve"> RATIFIED</w:t>
+      </w:r>
+    </w:p>
+    <w:p>
+      <w:pPr>
+        <w:spacing w:lineRule="auto"/>
+      </w:pPr>
+      <w:r>
+        <w:rPr>
+          <w:b/>
+        </w:rPr>
+        <w:t xml:space="preserve">Version:</w:t>
+      </w:r>
+    </w:p>
+    <w:p>
+      <w:pPr>
+        <w:spacing w:lineRule="auto"/>
+      </w:pPr>
+      <w:r>
+        <w:rPr/>
+        <w:t xml:space="preserve"> 1.0.0</w:t>
+      </w:r>
+    </w:p>
+    <w:p>
+      <w:pPr>
+        <w:spacing w:lineRule="auto"/>
+      </w:pPr>
+      <w:r>
+        <w:rPr>
+          <w:b/>
+        </w:rPr>
+        <w:t xml:space="preserve">Owner:</w:t>
+      </w:r>
+    </w:p>
+    <w:p>
+      <w:pPr>
+        <w:spacing w:lineRule="auto"/>
+      </w:pPr>
+      <w:r>
+        <w:rPr/>
+        <w:t xml:space="preserve"> Aubert Nungisa (Accountable Program Authority)</w:t>
+      </w:r>
+    </w:p>
+    <w:p>
+      <w:pPr>
+        <w:spacing w:lineRule="auto"/>
+      </w:pPr>
+      <w:r>
+        <w:rPr>
+          <w:b/>
+        </w:rPr>
+        <w:t xml:space="preserve">Approver:</w:t>
+      </w:r>
+    </w:p>
+    <w:p>
+      <w:pPr>
+        <w:spacing w:lineRule="auto"/>
+      </w:pPr>
+      <w:r>
+        <w:rPr/>
+        <w:t xml:space="preserve"> Nolan (Executive Acceptance Authority; surname to be recorded in REG-001)</w:t>
+      </w:r>
+    </w:p>
+    <w:p>
+      <w:pPr>
+        <w:spacing w:lineRule="auto"/>
+      </w:pPr>
+      <w:r>
+        <w:rPr>
+          <w:b/>
+        </w:rPr>
+        <w:t xml:space="preserve">Associated Gate:</w:t>
+      </w:r>
+    </w:p>
+    <w:p>
+      <w:pPr>
+        <w:spacing w:lineRule="auto"/>
+      </w:pPr>
+      <w:r>
+        <w:rPr/>
+        <w:t xml:space="preserve"> G0</w:t>
+      </w:r>
+    </w:p>
+    <w:p>
+      <w:pPr>
+        <w:spacing w:lineRule="auto"/>
+      </w:pPr>
+      <w:r>
+        <w:rPr>
+          <w:b/>
+        </w:rPr>
+        <w:t xml:space="preserve">Ratification:</w:t>
+      </w:r>
+    </w:p>
+    <w:p>
+      <w:pPr>
+        <w:spacing w:lineRule="auto"/>
+      </w:pPr>
+      <w:r>
+        <w:rPr/>
+        <w:t xml:space="preserve"> Package 3; basis Accountable Program Authority (Aubert Nungisa); evidence SELF-ATTESTED / AUTHOR-VERIFIED; independent validation not claimed; executive acceptance pending at applicable future gate (REG-006 APP-010)</w:t>
+      </w:r>
+    </w:p>
+    <w:p>
+      <w:pPr>
+        <w:spacing w:lineRule="auto"/>
+      </w:pPr>
+      <w:r>
+        <w:rPr>
+          <w:b/>
+        </w:rPr>
+        <w:t xml:space="preserve">Related Documents:</w:t>
+      </w:r>
+    </w:p>
+    <w:p>
+      <w:pPr>
+        <w:spacing w:lineRule="auto"/>
+      </w:pPr>
+      <w:r>
+        <w:rPr/>
+        <w:t xml:space="preserve"> V0-06 (authority doctrine and source truth), V0-07 (evidence labels), V0-09 (delivery), V0-11 (RAID and exception governance)</w:t>
       </w:r>
     </w:p>
     <w:p>
@@ -16511,8 +18252,159 @@
         <w:spacing w:lineRule="auto"/>
       </w:pPr>
       <w:r>
-        <w:rPr/>
-        <w:t xml:space="preserve">Document ID: V0-11 Status: RATIFIED Version: 1.0.0 Owner: Aubert Nungisa (Accountable Program Authority) Approver: Nolan (Executive Acceptance Authority; surname to be recorded in REG-001) Associated Gate: G0 Ratification: Package 3; basis Accountable Program Authority (Aubert Nungisa); evidence SELF-ATTESTED / AUTHOR-VERIFIED; independent validation not claimed; executive acceptance pending at applicable future gate (REG-006 APP-011) Related Documents: V0-07 (decision classes and gates), V0-09 (delivery and exception-gated acceptance), V0-10 (traceability and validation), REG-003 (RAID register), REG-007 (exceptions register)</w:t>
+        <w:rPr>
+          <w:b/>
+        </w:rPr>
+        <w:t xml:space="preserve">Document ID:</w:t>
+      </w:r>
+    </w:p>
+    <w:p>
+      <w:pPr>
+        <w:spacing w:lineRule="auto"/>
+      </w:pPr>
+      <w:r>
+        <w:rPr/>
+        <w:t xml:space="preserve"> V0-11</w:t>
+      </w:r>
+    </w:p>
+    <w:p>
+      <w:pPr>
+        <w:spacing w:lineRule="auto"/>
+      </w:pPr>
+      <w:r>
+        <w:rPr>
+          <w:b/>
+        </w:rPr>
+        <w:t xml:space="preserve">Status:</w:t>
+      </w:r>
+    </w:p>
+    <w:p>
+      <w:pPr>
+        <w:spacing w:lineRule="auto"/>
+      </w:pPr>
+      <w:r>
+        <w:rPr/>
+        <w:t xml:space="preserve"> RATIFIED</w:t>
+      </w:r>
+    </w:p>
+    <w:p>
+      <w:pPr>
+        <w:spacing w:lineRule="auto"/>
+      </w:pPr>
+      <w:r>
+        <w:rPr>
+          <w:b/>
+        </w:rPr>
+        <w:t xml:space="preserve">Version:</w:t>
+      </w:r>
+    </w:p>
+    <w:p>
+      <w:pPr>
+        <w:spacing w:lineRule="auto"/>
+      </w:pPr>
+      <w:r>
+        <w:rPr/>
+        <w:t xml:space="preserve"> 1.0.0</w:t>
+      </w:r>
+    </w:p>
+    <w:p>
+      <w:pPr>
+        <w:spacing w:lineRule="auto"/>
+      </w:pPr>
+      <w:r>
+        <w:rPr>
+          <w:b/>
+        </w:rPr>
+        <w:t xml:space="preserve">Owner:</w:t>
+      </w:r>
+    </w:p>
+    <w:p>
+      <w:pPr>
+        <w:spacing w:lineRule="auto"/>
+      </w:pPr>
+      <w:r>
+        <w:rPr/>
+        <w:t xml:space="preserve"> Aubert Nungisa (Accountable Program Authority)</w:t>
+      </w:r>
+    </w:p>
+    <w:p>
+      <w:pPr>
+        <w:spacing w:lineRule="auto"/>
+      </w:pPr>
+      <w:r>
+        <w:rPr>
+          <w:b/>
+        </w:rPr>
+        <w:t xml:space="preserve">Approver:</w:t>
+      </w:r>
+    </w:p>
+    <w:p>
+      <w:pPr>
+        <w:spacing w:lineRule="auto"/>
+      </w:pPr>
+      <w:r>
+        <w:rPr/>
+        <w:t xml:space="preserve"> Nolan (Executive Acceptance Authority; surname to be recorded in REG-001)</w:t>
+      </w:r>
+    </w:p>
+    <w:p>
+      <w:pPr>
+        <w:spacing w:lineRule="auto"/>
+      </w:pPr>
+      <w:r>
+        <w:rPr>
+          <w:b/>
+        </w:rPr>
+        <w:t xml:space="preserve">Associated Gate:</w:t>
+      </w:r>
+    </w:p>
+    <w:p>
+      <w:pPr>
+        <w:spacing w:lineRule="auto"/>
+      </w:pPr>
+      <w:r>
+        <w:rPr/>
+        <w:t xml:space="preserve"> G0</w:t>
+      </w:r>
+    </w:p>
+    <w:p>
+      <w:pPr>
+        <w:spacing w:lineRule="auto"/>
+      </w:pPr>
+      <w:r>
+        <w:rPr>
+          <w:b/>
+        </w:rPr>
+        <w:t xml:space="preserve">Ratification:</w:t>
+      </w:r>
+    </w:p>
+    <w:p>
+      <w:pPr>
+        <w:spacing w:lineRule="auto"/>
+      </w:pPr>
+      <w:r>
+        <w:rPr/>
+        <w:t xml:space="preserve"> Package 3; basis Accountable Program Authority (Aubert Nungisa); evidence SELF-ATTESTED / AUTHOR-VERIFIED; independent validation not claimed; executive acceptance pending at applicable future gate (REG-006 APP-011)</w:t>
+      </w:r>
+    </w:p>
+    <w:p>
+      <w:pPr>
+        <w:spacing w:lineRule="auto"/>
+      </w:pPr>
+      <w:r>
+        <w:rPr>
+          <w:b/>
+        </w:rPr>
+        <w:t xml:space="preserve">Related Documents:</w:t>
+      </w:r>
+    </w:p>
+    <w:p>
+      <w:pPr>
+        <w:spacing w:lineRule="auto"/>
+      </w:pPr>
+      <w:r>
+        <w:rPr/>
+        <w:t xml:space="preserve"> V0-07 (decision classes and gates), V0-09 (delivery and exception-gated acceptance), V0-10 (traceability and validation), REG-003 (RAID register), REG-007 (exceptions register)</w:t>
       </w:r>
     </w:p>
     <w:p>
@@ -17026,8 +18918,159 @@
         <w:spacing w:lineRule="auto"/>
       </w:pPr>
       <w:r>
-        <w:rPr/>
-        <w:t xml:space="preserve">Document ID: V0-12 Status: RATIFIED Version: 1.0.0 Owner: Aubert Nungisa (Accountable Program Authority) Approver: Nolan (Executive Acceptance Authority; surname to be recorded in REG-001) Associated Gate: G0 Ratification: Package 4; basis Accountable Program Authority (Aubert Nungisa); evidence SELF-ATTESTED / AUTHOR-VERIFIED; independent validation not claimed; executive acceptance pending at applicable future gate (REG-006 APP-013) Related Documents: V0-07 (decision classes and gate control), V0-11 (risk and exception governance), V0-I (Volume 0 completion record)</w:t>
+        <w:rPr>
+          <w:b/>
+        </w:rPr>
+        <w:t xml:space="preserve">Document ID:</w:t>
+      </w:r>
+    </w:p>
+    <w:p>
+      <w:pPr>
+        <w:spacing w:lineRule="auto"/>
+      </w:pPr>
+      <w:r>
+        <w:rPr/>
+        <w:t xml:space="preserve"> V0-12</w:t>
+      </w:r>
+    </w:p>
+    <w:p>
+      <w:pPr>
+        <w:spacing w:lineRule="auto"/>
+      </w:pPr>
+      <w:r>
+        <w:rPr>
+          <w:b/>
+        </w:rPr>
+        <w:t xml:space="preserve">Status:</w:t>
+      </w:r>
+    </w:p>
+    <w:p>
+      <w:pPr>
+        <w:spacing w:lineRule="auto"/>
+      </w:pPr>
+      <w:r>
+        <w:rPr/>
+        <w:t xml:space="preserve"> RATIFIED</w:t>
+      </w:r>
+    </w:p>
+    <w:p>
+      <w:pPr>
+        <w:spacing w:lineRule="auto"/>
+      </w:pPr>
+      <w:r>
+        <w:rPr>
+          <w:b/>
+        </w:rPr>
+        <w:t xml:space="preserve">Version:</w:t>
+      </w:r>
+    </w:p>
+    <w:p>
+      <w:pPr>
+        <w:spacing w:lineRule="auto"/>
+      </w:pPr>
+      <w:r>
+        <w:rPr/>
+        <w:t xml:space="preserve"> 1.0.0</w:t>
+      </w:r>
+    </w:p>
+    <w:p>
+      <w:pPr>
+        <w:spacing w:lineRule="auto"/>
+      </w:pPr>
+      <w:r>
+        <w:rPr>
+          <w:b/>
+        </w:rPr>
+        <w:t xml:space="preserve">Owner:</w:t>
+      </w:r>
+    </w:p>
+    <w:p>
+      <w:pPr>
+        <w:spacing w:lineRule="auto"/>
+      </w:pPr>
+      <w:r>
+        <w:rPr/>
+        <w:t xml:space="preserve"> Aubert Nungisa (Accountable Program Authority)</w:t>
+      </w:r>
+    </w:p>
+    <w:p>
+      <w:pPr>
+        <w:spacing w:lineRule="auto"/>
+      </w:pPr>
+      <w:r>
+        <w:rPr>
+          <w:b/>
+        </w:rPr>
+        <w:t xml:space="preserve">Approver:</w:t>
+      </w:r>
+    </w:p>
+    <w:p>
+      <w:pPr>
+        <w:spacing w:lineRule="auto"/>
+      </w:pPr>
+      <w:r>
+        <w:rPr/>
+        <w:t xml:space="preserve"> Nolan (Executive Acceptance Authority; surname to be recorded in REG-001)</w:t>
+      </w:r>
+    </w:p>
+    <w:p>
+      <w:pPr>
+        <w:spacing w:lineRule="auto"/>
+      </w:pPr>
+      <w:r>
+        <w:rPr>
+          <w:b/>
+        </w:rPr>
+        <w:t xml:space="preserve">Associated Gate:</w:t>
+      </w:r>
+    </w:p>
+    <w:p>
+      <w:pPr>
+        <w:spacing w:lineRule="auto"/>
+      </w:pPr>
+      <w:r>
+        <w:rPr/>
+        <w:t xml:space="preserve"> G0</w:t>
+      </w:r>
+    </w:p>
+    <w:p>
+      <w:pPr>
+        <w:spacing w:lineRule="auto"/>
+      </w:pPr>
+      <w:r>
+        <w:rPr>
+          <w:b/>
+        </w:rPr>
+        <w:t xml:space="preserve">Ratification:</w:t>
+      </w:r>
+    </w:p>
+    <w:p>
+      <w:pPr>
+        <w:spacing w:lineRule="auto"/>
+      </w:pPr>
+      <w:r>
+        <w:rPr/>
+        <w:t xml:space="preserve"> Package 4; basis Accountable Program Authority (Aubert Nungisa); evidence SELF-ATTESTED / AUTHOR-VERIFIED; independent validation not claimed; executive acceptance pending at applicable future gate (REG-006 APP-013)</w:t>
+      </w:r>
+    </w:p>
+    <w:p>
+      <w:pPr>
+        <w:spacing w:lineRule="auto"/>
+      </w:pPr>
+      <w:r>
+        <w:rPr>
+          <w:b/>
+        </w:rPr>
+        <w:t xml:space="preserve">Related Documents:</w:t>
+      </w:r>
+    </w:p>
+    <w:p>
+      <w:pPr>
+        <w:spacing w:lineRule="auto"/>
+      </w:pPr>
+      <w:r>
+        <w:rPr/>
+        <w:t xml:space="preserve"> V0-07 (decision classes and gate control), V0-11 (risk and exception governance), V0-I (Volume 0 completion record)</w:t>
       </w:r>
     </w:p>
     <w:p>
@@ -18175,8 +20218,79 @@
         <w:spacing w:lineRule="auto"/>
       </w:pPr>
       <w:r>
-        <w:rPr/>
-        <w:t xml:space="preserve">Document ID: V0-A-METHODOLOGY-CROSSWALK Status: RATIFIED Version: 1.0.0 Associated Gate: G0</w:t>
+        <w:rPr>
+          <w:b/>
+        </w:rPr>
+        <w:t xml:space="preserve">Document ID:</w:t>
+      </w:r>
+    </w:p>
+    <w:p>
+      <w:pPr>
+        <w:spacing w:lineRule="auto"/>
+      </w:pPr>
+      <w:r>
+        <w:rPr/>
+        <w:t xml:space="preserve"> V0-A-METHODOLOGY-CROSSWALK</w:t>
+      </w:r>
+    </w:p>
+    <w:p>
+      <w:pPr>
+        <w:spacing w:lineRule="auto"/>
+      </w:pPr>
+      <w:r>
+        <w:rPr>
+          <w:b/>
+        </w:rPr>
+        <w:t xml:space="preserve">Status:</w:t>
+      </w:r>
+    </w:p>
+    <w:p>
+      <w:pPr>
+        <w:spacing w:lineRule="auto"/>
+      </w:pPr>
+      <w:r>
+        <w:rPr/>
+        <w:t xml:space="preserve"> RATIFIED</w:t>
+      </w:r>
+    </w:p>
+    <w:p>
+      <w:pPr>
+        <w:spacing w:lineRule="auto"/>
+      </w:pPr>
+      <w:r>
+        <w:rPr>
+          <w:b/>
+        </w:rPr>
+        <w:t xml:space="preserve">Version:</w:t>
+      </w:r>
+    </w:p>
+    <w:p>
+      <w:pPr>
+        <w:spacing w:lineRule="auto"/>
+      </w:pPr>
+      <w:r>
+        <w:rPr/>
+        <w:t xml:space="preserve"> 1.0.0</w:t>
+      </w:r>
+    </w:p>
+    <w:p>
+      <w:pPr>
+        <w:spacing w:lineRule="auto"/>
+      </w:pPr>
+      <w:r>
+        <w:rPr>
+          <w:b/>
+        </w:rPr>
+        <w:t xml:space="preserve">Associated Gate:</w:t>
+      </w:r>
+    </w:p>
+    <w:p>
+      <w:pPr>
+        <w:spacing w:lineRule="auto"/>
+      </w:pPr>
+      <w:r>
+        <w:rPr/>
+        <w:t xml:space="preserve"> G0</w:t>
       </w:r>
     </w:p>
     <w:p>
@@ -18706,8 +20820,79 @@
         <w:spacing w:lineRule="auto"/>
       </w:pPr>
       <w:r>
-        <w:rPr/>
-        <w:t xml:space="preserve">Document ID: V0-B-INITIAL-DECISIONS Status: RATIFIED Version: 1.0.0 Associated Gate: G0</w:t>
+        <w:rPr>
+          <w:b/>
+        </w:rPr>
+        <w:t xml:space="preserve">Document ID:</w:t>
+      </w:r>
+    </w:p>
+    <w:p>
+      <w:pPr>
+        <w:spacing w:lineRule="auto"/>
+      </w:pPr>
+      <w:r>
+        <w:rPr/>
+        <w:t xml:space="preserve"> V0-B-INITIAL-DECISIONS</w:t>
+      </w:r>
+    </w:p>
+    <w:p>
+      <w:pPr>
+        <w:spacing w:lineRule="auto"/>
+      </w:pPr>
+      <w:r>
+        <w:rPr>
+          <w:b/>
+        </w:rPr>
+        <w:t xml:space="preserve">Status:</w:t>
+      </w:r>
+    </w:p>
+    <w:p>
+      <w:pPr>
+        <w:spacing w:lineRule="auto"/>
+      </w:pPr>
+      <w:r>
+        <w:rPr/>
+        <w:t xml:space="preserve"> RATIFIED</w:t>
+      </w:r>
+    </w:p>
+    <w:p>
+      <w:pPr>
+        <w:spacing w:lineRule="auto"/>
+      </w:pPr>
+      <w:r>
+        <w:rPr>
+          <w:b/>
+        </w:rPr>
+        <w:t xml:space="preserve">Version:</w:t>
+      </w:r>
+    </w:p>
+    <w:p>
+      <w:pPr>
+        <w:spacing w:lineRule="auto"/>
+      </w:pPr>
+      <w:r>
+        <w:rPr/>
+        <w:t xml:space="preserve"> 1.0.0</w:t>
+      </w:r>
+    </w:p>
+    <w:p>
+      <w:pPr>
+        <w:spacing w:lineRule="auto"/>
+      </w:pPr>
+      <w:r>
+        <w:rPr>
+          <w:b/>
+        </w:rPr>
+        <w:t xml:space="preserve">Associated Gate:</w:t>
+      </w:r>
+    </w:p>
+    <w:p>
+      <w:pPr>
+        <w:spacing w:lineRule="auto"/>
+      </w:pPr>
+      <w:r>
+        <w:rPr/>
+        <w:t xml:space="preserve"> G0</w:t>
       </w:r>
     </w:p>
     <w:p>
@@ -20053,8 +22238,79 @@
         <w:spacing w:lineRule="auto"/>
       </w:pPr>
       <w:r>
-        <w:rPr/>
-        <w:t xml:space="preserve">Document ID: V0-C-UNRESOLVED-QUESTIONS Status: RATIFIED Version: 1.0.0 Associated Gate: G0</w:t>
+        <w:rPr>
+          <w:b/>
+        </w:rPr>
+        <w:t xml:space="preserve">Document ID:</w:t>
+      </w:r>
+    </w:p>
+    <w:p>
+      <w:pPr>
+        <w:spacing w:lineRule="auto"/>
+      </w:pPr>
+      <w:r>
+        <w:rPr/>
+        <w:t xml:space="preserve"> V0-C-UNRESOLVED-QUESTIONS</w:t>
+      </w:r>
+    </w:p>
+    <w:p>
+      <w:pPr>
+        <w:spacing w:lineRule="auto"/>
+      </w:pPr>
+      <w:r>
+        <w:rPr>
+          <w:b/>
+        </w:rPr>
+        <w:t xml:space="preserve">Status:</w:t>
+      </w:r>
+    </w:p>
+    <w:p>
+      <w:pPr>
+        <w:spacing w:lineRule="auto"/>
+      </w:pPr>
+      <w:r>
+        <w:rPr/>
+        <w:t xml:space="preserve"> RATIFIED</w:t>
+      </w:r>
+    </w:p>
+    <w:p>
+      <w:pPr>
+        <w:spacing w:lineRule="auto"/>
+      </w:pPr>
+      <w:r>
+        <w:rPr>
+          <w:b/>
+        </w:rPr>
+        <w:t xml:space="preserve">Version:</w:t>
+      </w:r>
+    </w:p>
+    <w:p>
+      <w:pPr>
+        <w:spacing w:lineRule="auto"/>
+      </w:pPr>
+      <w:r>
+        <w:rPr/>
+        <w:t xml:space="preserve"> 1.0.0</w:t>
+      </w:r>
+    </w:p>
+    <w:p>
+      <w:pPr>
+        <w:spacing w:lineRule="auto"/>
+      </w:pPr>
+      <w:r>
+        <w:rPr>
+          <w:b/>
+        </w:rPr>
+        <w:t xml:space="preserve">Associated Gate:</w:t>
+      </w:r>
+    </w:p>
+    <w:p>
+      <w:pPr>
+        <w:spacing w:lineRule="auto"/>
+      </w:pPr>
+      <w:r>
+        <w:rPr/>
+        <w:t xml:space="preserve"> G0</w:t>
       </w:r>
     </w:p>
     <w:p>
@@ -21007,8 +23263,79 @@
         <w:spacing w:lineRule="auto"/>
       </w:pPr>
       <w:r>
-        <w:rPr/>
-        <w:t xml:space="preserve">Document ID: V0-D-PACKAGE1-CHECKLIST Status: RATIFIED Version: 1.0.0 Associated Gate: G0</w:t>
+        <w:rPr>
+          <w:b/>
+        </w:rPr>
+        <w:t xml:space="preserve">Document ID:</w:t>
+      </w:r>
+    </w:p>
+    <w:p>
+      <w:pPr>
+        <w:spacing w:lineRule="auto"/>
+      </w:pPr>
+      <w:r>
+        <w:rPr/>
+        <w:t xml:space="preserve"> V0-D-PACKAGE1-CHECKLIST</w:t>
+      </w:r>
+    </w:p>
+    <w:p>
+      <w:pPr>
+        <w:spacing w:lineRule="auto"/>
+      </w:pPr>
+      <w:r>
+        <w:rPr>
+          <w:b/>
+        </w:rPr>
+        <w:t xml:space="preserve">Status:</w:t>
+      </w:r>
+    </w:p>
+    <w:p>
+      <w:pPr>
+        <w:spacing w:lineRule="auto"/>
+      </w:pPr>
+      <w:r>
+        <w:rPr/>
+        <w:t xml:space="preserve"> RATIFIED</w:t>
+      </w:r>
+    </w:p>
+    <w:p>
+      <w:pPr>
+        <w:spacing w:lineRule="auto"/>
+      </w:pPr>
+      <w:r>
+        <w:rPr>
+          <w:b/>
+        </w:rPr>
+        <w:t xml:space="preserve">Version:</w:t>
+      </w:r>
+    </w:p>
+    <w:p>
+      <w:pPr>
+        <w:spacing w:lineRule="auto"/>
+      </w:pPr>
+      <w:r>
+        <w:rPr/>
+        <w:t xml:space="preserve"> 1.0.0</w:t>
+      </w:r>
+    </w:p>
+    <w:p>
+      <w:pPr>
+        <w:spacing w:lineRule="auto"/>
+      </w:pPr>
+      <w:r>
+        <w:rPr>
+          <w:b/>
+        </w:rPr>
+        <w:t xml:space="preserve">Associated Gate:</w:t>
+      </w:r>
+    </w:p>
+    <w:p>
+      <w:pPr>
+        <w:spacing w:lineRule="auto"/>
+      </w:pPr>
+      <w:r>
+        <w:rPr/>
+        <w:t xml:space="preserve"> G0</w:t>
       </w:r>
     </w:p>
     <w:p>
@@ -21344,8 +23671,79 @@
         <w:spacing w:lineRule="auto"/>
       </w:pPr>
       <w:r>
-        <w:rPr/>
-        <w:t xml:space="preserve">Document ID: V0-E-PACKAGE1-REVIEW Status: RATIFIED Version: 1.0.0 Associated Gate: G0</w:t>
+        <w:rPr>
+          <w:b/>
+        </w:rPr>
+        <w:t xml:space="preserve">Document ID:</w:t>
+      </w:r>
+    </w:p>
+    <w:p>
+      <w:pPr>
+        <w:spacing w:lineRule="auto"/>
+      </w:pPr>
+      <w:r>
+        <w:rPr/>
+        <w:t xml:space="preserve"> V0-E-PACKAGE1-REVIEW</w:t>
+      </w:r>
+    </w:p>
+    <w:p>
+      <w:pPr>
+        <w:spacing w:lineRule="auto"/>
+      </w:pPr>
+      <w:r>
+        <w:rPr>
+          <w:b/>
+        </w:rPr>
+        <w:t xml:space="preserve">Status:</w:t>
+      </w:r>
+    </w:p>
+    <w:p>
+      <w:pPr>
+        <w:spacing w:lineRule="auto"/>
+      </w:pPr>
+      <w:r>
+        <w:rPr/>
+        <w:t xml:space="preserve"> RATIFIED</w:t>
+      </w:r>
+    </w:p>
+    <w:p>
+      <w:pPr>
+        <w:spacing w:lineRule="auto"/>
+      </w:pPr>
+      <w:r>
+        <w:rPr>
+          <w:b/>
+        </w:rPr>
+        <w:t xml:space="preserve">Version:</w:t>
+      </w:r>
+    </w:p>
+    <w:p>
+      <w:pPr>
+        <w:spacing w:lineRule="auto"/>
+      </w:pPr>
+      <w:r>
+        <w:rPr/>
+        <w:t xml:space="preserve"> 1.0.0</w:t>
+      </w:r>
+    </w:p>
+    <w:p>
+      <w:pPr>
+        <w:spacing w:lineRule="auto"/>
+      </w:pPr>
+      <w:r>
+        <w:rPr>
+          <w:b/>
+        </w:rPr>
+        <w:t xml:space="preserve">Associated Gate:</w:t>
+      </w:r>
+    </w:p>
+    <w:p>
+      <w:pPr>
+        <w:spacing w:lineRule="auto"/>
+      </w:pPr>
+      <w:r>
+        <w:rPr/>
+        <w:t xml:space="preserve"> G0</w:t>
       </w:r>
     </w:p>
     <w:p>
@@ -22000,8 +24398,119 @@
         <w:spacing w:lineRule="auto"/>
       </w:pPr>
       <w:r>
-        <w:rPr/>
-        <w:t xml:space="preserve">Document ID: V0-F-PACKAGE2-CLOSURE Status: RATIFIED Version: 1.0.0 Owner: Aubert Nungisa (Accountable Program Authority) Approver: Nolan (Executive Acceptance Authority) Associated Gate: G0</w:t>
+        <w:rPr>
+          <w:b/>
+        </w:rPr>
+        <w:t xml:space="preserve">Document ID:</w:t>
+      </w:r>
+    </w:p>
+    <w:p>
+      <w:pPr>
+        <w:spacing w:lineRule="auto"/>
+      </w:pPr>
+      <w:r>
+        <w:rPr/>
+        <w:t xml:space="preserve"> V0-F-PACKAGE2-CLOSURE</w:t>
+      </w:r>
+    </w:p>
+    <w:p>
+      <w:pPr>
+        <w:spacing w:lineRule="auto"/>
+      </w:pPr>
+      <w:r>
+        <w:rPr>
+          <w:b/>
+        </w:rPr>
+        <w:t xml:space="preserve">Status:</w:t>
+      </w:r>
+    </w:p>
+    <w:p>
+      <w:pPr>
+        <w:spacing w:lineRule="auto"/>
+      </w:pPr>
+      <w:r>
+        <w:rPr/>
+        <w:t xml:space="preserve"> RATIFIED</w:t>
+      </w:r>
+    </w:p>
+    <w:p>
+      <w:pPr>
+        <w:spacing w:lineRule="auto"/>
+      </w:pPr>
+      <w:r>
+        <w:rPr>
+          <w:b/>
+        </w:rPr>
+        <w:t xml:space="preserve">Version:</w:t>
+      </w:r>
+    </w:p>
+    <w:p>
+      <w:pPr>
+        <w:spacing w:lineRule="auto"/>
+      </w:pPr>
+      <w:r>
+        <w:rPr/>
+        <w:t xml:space="preserve"> 1.0.0</w:t>
+      </w:r>
+    </w:p>
+    <w:p>
+      <w:pPr>
+        <w:spacing w:lineRule="auto"/>
+      </w:pPr>
+      <w:r>
+        <w:rPr>
+          <w:b/>
+        </w:rPr>
+        <w:t xml:space="preserve">Owner:</w:t>
+      </w:r>
+    </w:p>
+    <w:p>
+      <w:pPr>
+        <w:spacing w:lineRule="auto"/>
+      </w:pPr>
+      <w:r>
+        <w:rPr/>
+        <w:t xml:space="preserve"> Aubert Nungisa (Accountable Program Authority)</w:t>
+      </w:r>
+    </w:p>
+    <w:p>
+      <w:pPr>
+        <w:spacing w:lineRule="auto"/>
+      </w:pPr>
+      <w:r>
+        <w:rPr>
+          <w:b/>
+        </w:rPr>
+        <w:t xml:space="preserve">Approver:</w:t>
+      </w:r>
+    </w:p>
+    <w:p>
+      <w:pPr>
+        <w:spacing w:lineRule="auto"/>
+      </w:pPr>
+      <w:r>
+        <w:rPr/>
+        <w:t xml:space="preserve"> Nolan (Executive Acceptance Authority)</w:t>
+      </w:r>
+    </w:p>
+    <w:p>
+      <w:pPr>
+        <w:spacing w:lineRule="auto"/>
+      </w:pPr>
+      <w:r>
+        <w:rPr>
+          <w:b/>
+        </w:rPr>
+        <w:t xml:space="preserve">Associated Gate:</w:t>
+      </w:r>
+    </w:p>
+    <w:p>
+      <w:pPr>
+        <w:spacing w:lineRule="auto"/>
+      </w:pPr>
+      <w:r>
+        <w:rPr/>
+        <w:t xml:space="preserve"> G0</w:t>
       </w:r>
     </w:p>
     <w:p>
@@ -22503,8 +25012,119 @@
         <w:spacing w:lineRule="auto"/>
       </w:pPr>
       <w:r>
-        <w:rPr/>
-        <w:t xml:space="preserve">Document ID: V0-G-PACKAGE3-CLOSURE Status: RATIFIED Version: 1.0.0 Owner: Aubert Nungisa (Accountable Program Authority) Approver: Nolan (Executive Acceptance Authority) Associated Gate: G0</w:t>
+        <w:rPr>
+          <w:b/>
+        </w:rPr>
+        <w:t xml:space="preserve">Document ID:</w:t>
+      </w:r>
+    </w:p>
+    <w:p>
+      <w:pPr>
+        <w:spacing w:lineRule="auto"/>
+      </w:pPr>
+      <w:r>
+        <w:rPr/>
+        <w:t xml:space="preserve"> V0-G-PACKAGE3-CLOSURE</w:t>
+      </w:r>
+    </w:p>
+    <w:p>
+      <w:pPr>
+        <w:spacing w:lineRule="auto"/>
+      </w:pPr>
+      <w:r>
+        <w:rPr>
+          <w:b/>
+        </w:rPr>
+        <w:t xml:space="preserve">Status:</w:t>
+      </w:r>
+    </w:p>
+    <w:p>
+      <w:pPr>
+        <w:spacing w:lineRule="auto"/>
+      </w:pPr>
+      <w:r>
+        <w:rPr/>
+        <w:t xml:space="preserve"> RATIFIED</w:t>
+      </w:r>
+    </w:p>
+    <w:p>
+      <w:pPr>
+        <w:spacing w:lineRule="auto"/>
+      </w:pPr>
+      <w:r>
+        <w:rPr>
+          <w:b/>
+        </w:rPr>
+        <w:t xml:space="preserve">Version:</w:t>
+      </w:r>
+    </w:p>
+    <w:p>
+      <w:pPr>
+        <w:spacing w:lineRule="auto"/>
+      </w:pPr>
+      <w:r>
+        <w:rPr/>
+        <w:t xml:space="preserve"> 1.0.0</w:t>
+      </w:r>
+    </w:p>
+    <w:p>
+      <w:pPr>
+        <w:spacing w:lineRule="auto"/>
+      </w:pPr>
+      <w:r>
+        <w:rPr>
+          <w:b/>
+        </w:rPr>
+        <w:t xml:space="preserve">Owner:</w:t>
+      </w:r>
+    </w:p>
+    <w:p>
+      <w:pPr>
+        <w:spacing w:lineRule="auto"/>
+      </w:pPr>
+      <w:r>
+        <w:rPr/>
+        <w:t xml:space="preserve"> Aubert Nungisa (Accountable Program Authority)</w:t>
+      </w:r>
+    </w:p>
+    <w:p>
+      <w:pPr>
+        <w:spacing w:lineRule="auto"/>
+      </w:pPr>
+      <w:r>
+        <w:rPr>
+          <w:b/>
+        </w:rPr>
+        <w:t xml:space="preserve">Approver:</w:t>
+      </w:r>
+    </w:p>
+    <w:p>
+      <w:pPr>
+        <w:spacing w:lineRule="auto"/>
+      </w:pPr>
+      <w:r>
+        <w:rPr/>
+        <w:t xml:space="preserve"> Nolan (Executive Acceptance Authority)</w:t>
+      </w:r>
+    </w:p>
+    <w:p>
+      <w:pPr>
+        <w:spacing w:lineRule="auto"/>
+      </w:pPr>
+      <w:r>
+        <w:rPr>
+          <w:b/>
+        </w:rPr>
+        <w:t xml:space="preserve">Associated Gate:</w:t>
+      </w:r>
+    </w:p>
+    <w:p>
+      <w:pPr>
+        <w:spacing w:lineRule="auto"/>
+      </w:pPr>
+      <w:r>
+        <w:rPr/>
+        <w:t xml:space="preserve"> G0</w:t>
       </w:r>
     </w:p>
     <w:p>
@@ -22833,8 +25453,119 @@
         <w:spacing w:lineRule="auto"/>
       </w:pPr>
       <w:r>
-        <w:rPr/>
-        <w:t xml:space="preserve">Document ID: V0-H-EXECUTIVE-BRIEF Status: RATIFIED Version: 1.0.0 Owner: Aubert Nungisa (Accountable Program Authority) Approver: Nolan (Executive Acceptance Authority) Associated Gate: G0</w:t>
+        <w:rPr>
+          <w:b/>
+        </w:rPr>
+        <w:t xml:space="preserve">Document ID:</w:t>
+      </w:r>
+    </w:p>
+    <w:p>
+      <w:pPr>
+        <w:spacing w:lineRule="auto"/>
+      </w:pPr>
+      <w:r>
+        <w:rPr/>
+        <w:t xml:space="preserve"> V0-H-EXECUTIVE-BRIEF</w:t>
+      </w:r>
+    </w:p>
+    <w:p>
+      <w:pPr>
+        <w:spacing w:lineRule="auto"/>
+      </w:pPr>
+      <w:r>
+        <w:rPr>
+          <w:b/>
+        </w:rPr>
+        <w:t xml:space="preserve">Status:</w:t>
+      </w:r>
+    </w:p>
+    <w:p>
+      <w:pPr>
+        <w:spacing w:lineRule="auto"/>
+      </w:pPr>
+      <w:r>
+        <w:rPr/>
+        <w:t xml:space="preserve"> RATIFIED</w:t>
+      </w:r>
+    </w:p>
+    <w:p>
+      <w:pPr>
+        <w:spacing w:lineRule="auto"/>
+      </w:pPr>
+      <w:r>
+        <w:rPr>
+          <w:b/>
+        </w:rPr>
+        <w:t xml:space="preserve">Version:</w:t>
+      </w:r>
+    </w:p>
+    <w:p>
+      <w:pPr>
+        <w:spacing w:lineRule="auto"/>
+      </w:pPr>
+      <w:r>
+        <w:rPr/>
+        <w:t xml:space="preserve"> 1.0.0</w:t>
+      </w:r>
+    </w:p>
+    <w:p>
+      <w:pPr>
+        <w:spacing w:lineRule="auto"/>
+      </w:pPr>
+      <w:r>
+        <w:rPr>
+          <w:b/>
+        </w:rPr>
+        <w:t xml:space="preserve">Owner:</w:t>
+      </w:r>
+    </w:p>
+    <w:p>
+      <w:pPr>
+        <w:spacing w:lineRule="auto"/>
+      </w:pPr>
+      <w:r>
+        <w:rPr/>
+        <w:t xml:space="preserve"> Aubert Nungisa (Accountable Program Authority)</w:t>
+      </w:r>
+    </w:p>
+    <w:p>
+      <w:pPr>
+        <w:spacing w:lineRule="auto"/>
+      </w:pPr>
+      <w:r>
+        <w:rPr>
+          <w:b/>
+        </w:rPr>
+        <w:t xml:space="preserve">Approver:</w:t>
+      </w:r>
+    </w:p>
+    <w:p>
+      <w:pPr>
+        <w:spacing w:lineRule="auto"/>
+      </w:pPr>
+      <w:r>
+        <w:rPr/>
+        <w:t xml:space="preserve"> Nolan (Executive Acceptance Authority)</w:t>
+      </w:r>
+    </w:p>
+    <w:p>
+      <w:pPr>
+        <w:spacing w:lineRule="auto"/>
+      </w:pPr>
+      <w:r>
+        <w:rPr>
+          <w:b/>
+        </w:rPr>
+        <w:t xml:space="preserve">Associated Gate:</w:t>
+      </w:r>
+    </w:p>
+    <w:p>
+      <w:pPr>
+        <w:spacing w:lineRule="auto"/>
+      </w:pPr>
+      <w:r>
+        <w:rPr/>
+        <w:t xml:space="preserve"> G0</w:t>
       </w:r>
     </w:p>
     <w:p>
@@ -23359,8 +26090,119 @@
         <w:spacing w:lineRule="auto"/>
       </w:pPr>
       <w:r>
-        <w:rPr/>
-        <w:t xml:space="preserve">Document ID: V0-I-VOLUME0-COMPLETION Status: RATIFIED Version: 1.0.0 Owner: Aubert Nungisa (Accountable Program Authority) Approver: Nolan (Executive Acceptance Authority) Associated Gate: G0</w:t>
+        <w:rPr>
+          <w:b/>
+        </w:rPr>
+        <w:t xml:space="preserve">Document ID:</w:t>
+      </w:r>
+    </w:p>
+    <w:p>
+      <w:pPr>
+        <w:spacing w:lineRule="auto"/>
+      </w:pPr>
+      <w:r>
+        <w:rPr/>
+        <w:t xml:space="preserve"> V0-I-VOLUME0-COMPLETION</w:t>
+      </w:r>
+    </w:p>
+    <w:p>
+      <w:pPr>
+        <w:spacing w:lineRule="auto"/>
+      </w:pPr>
+      <w:r>
+        <w:rPr>
+          <w:b/>
+        </w:rPr>
+        <w:t xml:space="preserve">Status:</w:t>
+      </w:r>
+    </w:p>
+    <w:p>
+      <w:pPr>
+        <w:spacing w:lineRule="auto"/>
+      </w:pPr>
+      <w:r>
+        <w:rPr/>
+        <w:t xml:space="preserve"> RATIFIED</w:t>
+      </w:r>
+    </w:p>
+    <w:p>
+      <w:pPr>
+        <w:spacing w:lineRule="auto"/>
+      </w:pPr>
+      <w:r>
+        <w:rPr>
+          <w:b/>
+        </w:rPr>
+        <w:t xml:space="preserve">Version:</w:t>
+      </w:r>
+    </w:p>
+    <w:p>
+      <w:pPr>
+        <w:spacing w:lineRule="auto"/>
+      </w:pPr>
+      <w:r>
+        <w:rPr/>
+        <w:t xml:space="preserve"> 1.0.0</w:t>
+      </w:r>
+    </w:p>
+    <w:p>
+      <w:pPr>
+        <w:spacing w:lineRule="auto"/>
+      </w:pPr>
+      <w:r>
+        <w:rPr>
+          <w:b/>
+        </w:rPr>
+        <w:t xml:space="preserve">Owner:</w:t>
+      </w:r>
+    </w:p>
+    <w:p>
+      <w:pPr>
+        <w:spacing w:lineRule="auto"/>
+      </w:pPr>
+      <w:r>
+        <w:rPr/>
+        <w:t xml:space="preserve"> Aubert Nungisa (Accountable Program Authority)</w:t>
+      </w:r>
+    </w:p>
+    <w:p>
+      <w:pPr>
+        <w:spacing w:lineRule="auto"/>
+      </w:pPr>
+      <w:r>
+        <w:rPr>
+          <w:b/>
+        </w:rPr>
+        <w:t xml:space="preserve">Approver:</w:t>
+      </w:r>
+    </w:p>
+    <w:p>
+      <w:pPr>
+        <w:spacing w:lineRule="auto"/>
+      </w:pPr>
+      <w:r>
+        <w:rPr/>
+        <w:t xml:space="preserve"> Nolan (Executive Acceptance Authority)</w:t>
+      </w:r>
+    </w:p>
+    <w:p>
+      <w:pPr>
+        <w:spacing w:lineRule="auto"/>
+      </w:pPr>
+      <w:r>
+        <w:rPr>
+          <w:b/>
+        </w:rPr>
+        <w:t xml:space="preserve">Associated Gate:</w:t>
+      </w:r>
+    </w:p>
+    <w:p>
+      <w:pPr>
+        <w:spacing w:lineRule="auto"/>
+      </w:pPr>
+      <w:r>
+        <w:rPr/>
+        <w:t xml:space="preserve"> G0</w:t>
       </w:r>
     </w:p>
     <w:p>
